--- a/inputs/SCU_SRS_g1.docx
+++ b/inputs/SCU_SRS_g1.docx
@@ -41,23 +41,7 @@
         <w:ind w:left="840"/>
       </w:pPr>
       <w:r>
-        <w:t xml:space="preserve">The MRJ aircraft requires that one SCU will be installed in each aircraft. The SCU receives Control and </w:t>
-      </w:r>
-      <w:proofErr w:type="gramStart"/>
-      <w:r>
-        <w:t>Monitor lane</w:t>
-      </w:r>
-      <w:proofErr w:type="gramEnd"/>
-      <w:r>
-        <w:t xml:space="preserve"> information via the ARINC429 bus. The SCU transmits steering and flight status information to the Primary Flight Control Computer (PFCC) via (DMC-Avionics1 and DMC-Avionics2). The SCU also transmit errors, warnings and failure information to the Engine Indicating and Crew Alerting System (EICAS) within the Data Management Cabinet (DMC). The SCS turns to Free Castor Mode (Steering free mode) when a safety critical SCU failure has occurred. System troubleshooting can be accomplished by using failure message information from the DMC and the SCU in accordance with the Built </w:t>
-      </w:r>
-      <w:proofErr w:type="gramStart"/>
-      <w:r>
-        <w:t>In</w:t>
-      </w:r>
-      <w:proofErr w:type="gramEnd"/>
-      <w:r>
-        <w:t xml:space="preserve"> Test (BIT) result.</w:t>
+        <w:t>The MRJ aircraft requires that one SCU will be installed in each aircraft. The SCU receives Control and Monitor lane information via the ARINC429 bus. The SCU transmits steering and flight status information to the Primary Flight Control Computer (PFCC) via (DMC-Avionics1 and DMC-Avionics2). The SCU also transmit errors, warnings and failure information to the Engine Indicating and Crew Alerting System (EICAS) within the Data Management Cabinet (DMC). The SCS turns to Free Castor Mode (Steering free mode) when a safety critical SCU failure has occurred. System troubleshooting can be accomplished by using failure message information from the DMC and the SCU in accordance with the Built In Test (BIT) result.</w:t>
       </w:r>
     </w:p>
     <w:p>
@@ -70,23 +54,7 @@
         <w:ind w:left="840"/>
       </w:pPr>
       <w:r>
-        <w:t xml:space="preserve">The SCS has a shutoff valve (SOV) which shuts off (de-Energize) the hydraulic pressure to the SCS per SCU commands. When the SOV Command is ‘ON’ or </w:t>
-      </w:r>
-      <w:proofErr w:type="gramStart"/>
-      <w:r>
-        <w:t>Energize</w:t>
-      </w:r>
-      <w:proofErr w:type="gramEnd"/>
-      <w:r>
-        <w:t xml:space="preserve">, the SCV provides hydraulic pressure to the SCS, and the SCV detects it via the pressure switch. The SCU sends control commands to </w:t>
-      </w:r>
-      <w:proofErr w:type="gramStart"/>
-      <w:r>
-        <w:t>Electro Hydraulic</w:t>
-      </w:r>
-      <w:proofErr w:type="gramEnd"/>
-      <w:r>
-        <w:t xml:space="preserve"> Servo Valve (EHSV), which controls the hydraulic flow and direction to steering actuators. The SCS also has anti-shimmy functions, to prevent or minimize shimmy generated from the Nose Landing Gear (NLG) during taxi, </w:t>
+        <w:t xml:space="preserve">The SCS has a shutoff valve (SOV) which shuts off (de-Energize) the hydraulic pressure to the SCS per SCU commands. When the SOV Command is ‘ON’ or Energize, the SCV provides hydraulic pressure to the SCS, and the SCV detects it via the pressure switch. The SCU sends control commands to Electro Hydraulic Servo Valve (EHSV), which controls the hydraulic flow and direction to steering actuators. The SCS also has anti-shimmy functions, to prevent or minimize shimmy generated from the Nose Landing Gear (NLG) during taxi, </w:t>
       </w:r>
       <w:proofErr w:type="spellStart"/>
       <w:r>
@@ -155,15 +123,7 @@
         <w:contextualSpacing w:val="0"/>
       </w:pPr>
       <w:r>
-        <w:t xml:space="preserve">Rotary Variable Differential Transducer (RVDT) via the pilot steering </w:t>
-      </w:r>
-      <w:proofErr w:type="gramStart"/>
-      <w:r>
-        <w:t>handle;</w:t>
-      </w:r>
-      <w:proofErr w:type="gramEnd"/>
-      <w:r>
-        <w:t xml:space="preserve"> which provide indication of the steering angle requested by the Pilot</w:t>
+        <w:t>Rotary Variable Differential Transducer (RVDT) via the pilot steering handle; which provide indication of the steering angle requested by the Pilot</w:t>
       </w:r>
     </w:p>
     <w:p>
@@ -177,15 +137,7 @@
         <w:contextualSpacing w:val="0"/>
       </w:pPr>
       <w:r>
-        <w:t xml:space="preserve">Linear Variable Differential Transducer (LVDT) via the steering </w:t>
-      </w:r>
-      <w:proofErr w:type="gramStart"/>
-      <w:r>
-        <w:t>actuators;</w:t>
-      </w:r>
-      <w:proofErr w:type="gramEnd"/>
-      <w:r>
-        <w:t xml:space="preserve"> which provide indication of the actual steering angle (Actual Steering Angle)</w:t>
+        <w:t>Linear Variable Differential Transducer (LVDT) via the steering actuators; which provide indication of the actual steering angle (Actual Steering Angle)</w:t>
       </w:r>
     </w:p>
     <w:p>
@@ -370,15 +322,7 @@
         <w:ind w:left="851"/>
       </w:pPr>
       <w:r>
-        <w:t xml:space="preserve">The Control Lane is responsible for the calculation of the target steering angle (TSA) via the DSP microcontroller. The Control Lane is also responsible for controlling the actuation of the Nose Wheel Steering via the </w:t>
-      </w:r>
-      <w:proofErr w:type="gramStart"/>
-      <w:r>
-        <w:t>Electro Hydraulic</w:t>
-      </w:r>
-      <w:proofErr w:type="gramEnd"/>
-      <w:r>
-        <w:t xml:space="preserve"> Servo Valve (EHSV).</w:t>
+        <w:t>The Control Lane is responsible for the calculation of the target steering angle (TSA) via the DSP microcontroller. The Control Lane is also responsible for controlling the actuation of the Nose Wheel Steering via the Electro Hydraulic Servo Valve (EHSV).</w:t>
       </w:r>
     </w:p>
     <w:p>
@@ -386,15 +330,7 @@
         <w:ind w:left="851"/>
       </w:pPr>
       <w:r>
-        <w:t xml:space="preserve">The Monitor Lane is responsible for monitoring the Control Lane and, if necessary, will activate the Shutoff Valve (SOV) solenoid to disable steering control upon detection of a fault which may otherwise lead to hazardous or catastrophic behaviour. </w:t>
-      </w:r>
-      <w:proofErr w:type="gramStart"/>
-      <w:r>
-        <w:t>Additionally</w:t>
-      </w:r>
-      <w:proofErr w:type="gramEnd"/>
-      <w:r>
-        <w:t xml:space="preserve"> the Control Lane has the capability to disable steering control by de-energising the SOV if it detects faults within the Monitor Lane.</w:t>
+        <w:t>The Monitor Lane is responsible for monitoring the Control Lane and, if necessary, will activate the Shutoff Valve (SOV) solenoid to disable steering control upon detection of a fault which may otherwise lead to hazardous or catastrophic behaviour. Additionally the Control Lane has the capability to disable steering control by de-energising the SOV if it detects faults within the Monitor Lane.</w:t>
       </w:r>
     </w:p>
     <w:p/>
@@ -421,13 +357,8 @@
         <w:ind w:left="851"/>
       </w:pPr>
       <w:r>
-        <w:t xml:space="preserve">The SCU receives the following inputs, which are routed to both the Control Lane and the Monitor Lane for independent </w:t>
-      </w:r>
-      <w:proofErr w:type="gramStart"/>
-      <w:r>
-        <w:t>processing:-</w:t>
-      </w:r>
-      <w:proofErr w:type="gramEnd"/>
+        <w:t>The SCU receives the following inputs, which are routed to both the Control Lane and the Monitor Lane for independent processing:-</w:t>
+      </w:r>
     </w:p>
     <w:p>
       <w:pPr>
@@ -635,23 +566,7 @@
         <w:ind w:left="851"/>
       </w:pPr>
       <w:r>
-        <w:t xml:space="preserve">The Control Lane and the Monitor Lane </w:t>
-      </w:r>
-      <w:proofErr w:type="gramStart"/>
-      <w:r>
-        <w:t>uses</w:t>
-      </w:r>
-      <w:proofErr w:type="gramEnd"/>
-      <w:r>
-        <w:t xml:space="preserve"> a different ‘primary’ RVDT steering angle command input and LVDT actual steering angle input </w:t>
-      </w:r>
-      <w:proofErr w:type="gramStart"/>
-      <w:r>
-        <w:t>in order to</w:t>
-      </w:r>
-      <w:proofErr w:type="gramEnd"/>
-      <w:r>
-        <w:t xml:space="preserve"> provide complete independence from each other. Additionally, they also monitor the LVDT and RVDT inputs provided as the ‘primary’ signals for the opposite lane.</w:t>
+        <w:t>The Control Lane and the Monitor Lane uses a different ‘primary’ RVDT steering angle command input and LVDT actual steering angle input in order to provide complete independence from each other. Additionally, they also monitor the LVDT and RVDT inputs provided as the ‘primary’ signals for the opposite lane.</w:t>
       </w:r>
     </w:p>
     <w:p>
@@ -660,15 +575,7 @@
       </w:pPr>
       <w:r>
         <w:lastRenderedPageBreak/>
-        <w:t xml:space="preserve">The Monitor Lane provides monitoring of the actual steering angle. If the actual steering angle exceeds safety limits or is significantly different to the commanded steering angle, the Monitor Lane will send a message to de-energize the SOV solenoids.  When the SOV solenoids are de-energised, the hydraulic pressure from the steering system is removed, thereby removing control of the Nose Wheel steering from the EHSV and allowing the Nose Wheel to free castor. This over-ride is required to guard against any excessive or inadvertent steering angle being commanded by the Control Lane. In </w:t>
-      </w:r>
-      <w:proofErr w:type="gramStart"/>
-      <w:r>
-        <w:t>addition</w:t>
-      </w:r>
-      <w:proofErr w:type="gramEnd"/>
-      <w:r>
-        <w:t xml:space="preserve"> the Monitor Lane provides BIT reporting for the Steering Control System (SCS) and EICAS indication.</w:t>
+        <w:t>The Monitor Lane provides monitoring of the actual steering angle. If the actual steering angle exceeds safety limits or is significantly different to the commanded steering angle, the Monitor Lane will send a message to de-energize the SOV solenoids.  When the SOV solenoids are de-energised, the hydraulic pressure from the steering system is removed, thereby removing control of the Nose Wheel steering from the EHSV and allowing the Nose Wheel to free castor. This over-ride is required to guard against any excessive or inadvertent steering angle being commanded by the Control Lane. In addition the Monitor Lane provides BIT reporting for the Steering Control System (SCS) and EICAS indication.</w:t>
       </w:r>
     </w:p>
     <w:p>
@@ -835,15 +742,7 @@
     </w:p>
     <w:p>
       <w:r>
-        <w:t xml:space="preserve">The Control Lane and the </w:t>
-      </w:r>
-      <w:proofErr w:type="gramStart"/>
-      <w:r>
-        <w:t>Monitor lane</w:t>
-      </w:r>
-      <w:proofErr w:type="gramEnd"/>
-      <w:r>
-        <w:t xml:space="preserve"> use a different 'primary' RVDT steering angle command inputs and LVDT actual steering angle inputs to provide independence from each other. </w:t>
+        <w:t xml:space="preserve">The Control Lane and the Monitor lane use a different 'primary' RVDT steering angle command inputs and LVDT actual steering angle inputs to provide independence from each other. </w:t>
       </w:r>
     </w:p>
     <w:p>
@@ -943,15 +842,7 @@
     </w:p>
     <w:p>
       <w:r>
-        <w:t xml:space="preserve">Both the Control and Monitor Lanes provide monitoring of the actual steering angle and if this exceeds safe limits or is significantly different to the commanded steering </w:t>
-      </w:r>
-      <w:proofErr w:type="gramStart"/>
-      <w:r>
-        <w:t>angle</w:t>
-      </w:r>
-      <w:proofErr w:type="gramEnd"/>
-      <w:r>
-        <w:t xml:space="preserve"> they will independently de-energise the SOV solenoid.</w:t>
+        <w:t>Both the Control and Monitor Lanes provide monitoring of the actual steering angle and if this exceeds safe limits or is significantly different to the commanded steering angle they will independently de-energise the SOV solenoid.</w:t>
       </w:r>
     </w:p>
     <w:p>
@@ -979,15 +870,7 @@
     </w:p>
     <w:p>
       <w:r>
-        <w:t xml:space="preserve">In </w:t>
-      </w:r>
-      <w:proofErr w:type="gramStart"/>
-      <w:r>
-        <w:t>addition</w:t>
-      </w:r>
-      <w:proofErr w:type="gramEnd"/>
-      <w:r>
-        <w:t xml:space="preserve"> the Monitor Lane provides BIT reporting for the Steering Control System and EICAS indication.</w:t>
+        <w:t>In addition the Monitor Lane provides BIT reporting for the Steering Control System and EICAS indication.</w:t>
       </w:r>
     </w:p>
     <w:p>
@@ -1036,15 +919,7 @@
     </w:p>
     <w:p>
       <w:r>
-        <w:t xml:space="preserve">ARINC inputs provide aircraft speed, Weight </w:t>
-      </w:r>
-      <w:proofErr w:type="gramStart"/>
-      <w:r>
-        <w:t>On</w:t>
-      </w:r>
-      <w:proofErr w:type="gramEnd"/>
-      <w:r>
-        <w:t xml:space="preserve"> Wheel information and Rudder Commands.</w:t>
+        <w:t>ARINC inputs provide aircraft speed, Weight On Wheel information and Rudder Commands.</w:t>
       </w:r>
     </w:p>
     <w:p>
@@ -1111,10 +986,10 @@
             <v:path o:extrusionok="f" gradientshapeok="t" o:connecttype="rect"/>
             <o:lock v:ext="edit" aspectratio="t"/>
           </v:shapetype>
-          <v:shape id="_x0000_i1025" type="#_x0000_t75" style="width:594.4pt;height:449.6pt" o:ole="">
+          <v:shape id="_x0000_i1025" type="#_x0000_t75" style="width:594pt;height:449.5pt" o:ole="">
             <v:imagedata r:id="rId12" o:title=""/>
           </v:shape>
-          <o:OLEObject Type="Embed" ProgID="Word.Document.8" ShapeID="_x0000_i1025" DrawAspect="Content" ObjectID="_1831188528" r:id="rId13"/>
+          <o:OLEObject Type="Embed" ProgID="Word.Document.8" ShapeID="_x0000_i1025" DrawAspect="Content" ObjectID="_1831207953" r:id="rId13"/>
         </w:object>
       </w:r>
       <w:r>
@@ -1356,15 +1231,7 @@
         <w:ind w:left="360"/>
       </w:pPr>
       <w:r>
-        <w:t xml:space="preserve">RVDT - open, short and reasonableness checks.  Reasonableness checks are carried out via cross-comparison. In the event of </w:t>
-      </w:r>
-      <w:proofErr w:type="gramStart"/>
-      <w:r>
-        <w:t>failure</w:t>
-      </w:r>
-      <w:proofErr w:type="gramEnd"/>
-      <w:r>
-        <w:t xml:space="preserve"> the secondary RVDT from the other lane will be used.</w:t>
+        <w:t>RVDT - open, short and reasonableness checks.  Reasonableness checks are carried out via cross-comparison. In the event of failure the secondary RVDT from the other lane will be used.</w:t>
       </w:r>
       <w:r>
         <w:rPr>
@@ -1374,15 +1241,7 @@
         <w:t xml:space="preserve"> </w:t>
       </w:r>
       <w:r>
-        <w:t xml:space="preserve">Note: </w:t>
-      </w:r>
-      <w:proofErr w:type="gramStart"/>
-      <w:r>
-        <w:t>In the event that</w:t>
-      </w:r>
-      <w:proofErr w:type="gramEnd"/>
-      <w:r>
-        <w:t xml:space="preserve"> during PBIT the primary and secondary RVDTs for the co-pilot are deemed to be open or short circuit then it will be assumed that the system is operating in single pilot mode.</w:t>
+        <w:t>Note: In the event that during PBIT the primary and secondary RVDTs for the co-pilot are deemed to be open or short circuit then it will be assumed that the system is operating in single pilot mode.</w:t>
       </w:r>
     </w:p>
     <w:p>
@@ -1459,13 +1318,8 @@
         <w:spacing w:after="0" w:line="240" w:lineRule="auto"/>
         <w:ind w:left="720"/>
       </w:pPr>
-      <w:proofErr w:type="gramStart"/>
-      <w:r>
-        <w:t>Pilot</w:t>
-      </w:r>
-      <w:proofErr w:type="gramEnd"/>
-      <w:r>
-        <w:t xml:space="preserve"> enable Switch</w:t>
+      <w:r>
+        <w:t>Pilot enable Switch</w:t>
       </w:r>
     </w:p>
     <w:p>
@@ -1483,15 +1337,7 @@
       </w:r>
       <w:proofErr w:type="spellEnd"/>
       <w:r>
-        <w:t xml:space="preserve"> enable </w:t>
-      </w:r>
-      <w:proofErr w:type="gramStart"/>
-      <w:r>
-        <w:t>Switch  (</w:t>
-      </w:r>
-      <w:proofErr w:type="gramEnd"/>
-      <w:r>
-        <w:t>optional)</w:t>
+        <w:t xml:space="preserve"> enable Switch  (optional)</w:t>
       </w:r>
     </w:p>
     <w:p>
@@ -1517,15 +1363,7 @@
         <w:ind w:left="720"/>
       </w:pPr>
       <w:r>
-        <w:t xml:space="preserve">Hydraulic Pressure </w:t>
-      </w:r>
-      <w:proofErr w:type="gramStart"/>
-      <w:r>
-        <w:t>Switch  -</w:t>
-      </w:r>
-      <w:proofErr w:type="gramEnd"/>
-      <w:r>
-        <w:t xml:space="preserve"> Errors will be deduced by SOV Test</w:t>
+        <w:t>Hydraulic Pressure Switch  - Errors will be deduced by SOV Test</w:t>
       </w:r>
     </w:p>
     <w:p>
@@ -1618,15 +1456,7 @@
         <w:ind w:left="360"/>
       </w:pPr>
       <w:r>
-        <w:t xml:space="preserve">EHSV Coil - coil open/short will be deduced via monitors on the EHSV drivers. These will be checked during CBIT.  In the event of </w:t>
-      </w:r>
-      <w:proofErr w:type="gramStart"/>
-      <w:r>
-        <w:t>failure</w:t>
-      </w:r>
-      <w:proofErr w:type="gramEnd"/>
-      <w:r>
-        <w:t xml:space="preserve"> the alternate EHSV Coil will be used.</w:t>
+        <w:t>EHSV Coil - coil open/short will be deduced via monitors on the EHSV drivers. These will be checked during CBIT.  In the event of failure the alternate EHSV Coil will be used.</w:t>
       </w:r>
     </w:p>
     <w:p>
@@ -1652,13 +1482,8 @@
         <w:ind w:left="720"/>
       </w:pPr>
       <w:r>
-        <w:t xml:space="preserve">EHSV </w:t>
-      </w:r>
-      <w:proofErr w:type="spellStart"/>
-      <w:r>
-        <w:t>CoilB</w:t>
-      </w:r>
-      <w:proofErr w:type="spellEnd"/>
+        <w:t>EHSV CoilB</w:t>
+      </w:r>
     </w:p>
     <w:p>
       <w:pPr>
@@ -1671,15 +1496,7 @@
       </w:pPr>
       <w:r>
         <w:lastRenderedPageBreak/>
-        <w:t xml:space="preserve">EHSV Drivers - driver stuck ON or stuck OFF will be deduced via monitors on the EHSV drivers. These will be checked during CBIT. In the event of </w:t>
-      </w:r>
-      <w:proofErr w:type="gramStart"/>
-      <w:r>
-        <w:t>failure</w:t>
-      </w:r>
-      <w:proofErr w:type="gramEnd"/>
-      <w:r>
-        <w:t xml:space="preserve"> the alternate EHSV Drivers will be used.</w:t>
+        <w:t>EHSV Drivers - driver stuck ON or stuck OFF will be deduced via monitors on the EHSV drivers. These will be checked during CBIT. In the event of failure the alternate EHSV Drivers will be used.</w:t>
       </w:r>
     </w:p>
     <w:p>
@@ -1801,15 +1618,7 @@
         <w:ind w:left="360"/>
       </w:pPr>
       <w:r>
-        <w:t xml:space="preserve">LVDT - open, short and reasonableness checks. Reasonableness checks are carried out via cross-comparison. In the event of </w:t>
-      </w:r>
-      <w:proofErr w:type="gramStart"/>
-      <w:r>
-        <w:t>failure</w:t>
-      </w:r>
-      <w:proofErr w:type="gramEnd"/>
-      <w:r>
-        <w:t xml:space="preserve"> the secondary LVDT from the other lane will be used.</w:t>
+        <w:t>LVDT - open, short and reasonableness checks. Reasonableness checks are carried out via cross-comparison. In the event of failure the secondary LVDT from the other lane will be used.</w:t>
       </w:r>
     </w:p>
     <w:p>
@@ -1874,15 +1683,7 @@
         <w:ind w:left="360"/>
       </w:pPr>
       <w:r>
-        <w:t xml:space="preserve">RVDT - open, short and reasonableness checks. Reasonableness checks are carried out via cross-comparison. In the event of </w:t>
-      </w:r>
-      <w:proofErr w:type="gramStart"/>
-      <w:r>
-        <w:t>failure</w:t>
-      </w:r>
-      <w:proofErr w:type="gramEnd"/>
-      <w:r>
-        <w:t xml:space="preserve"> the secondary RVDT from the other lane will be used.</w:t>
+        <w:t>RVDT - open, short and reasonableness checks. Reasonableness checks are carried out via cross-comparison. In the event of failure the secondary RVDT from the other lane will be used.</w:t>
       </w:r>
       <w:r>
         <w:rPr>
@@ -1892,15 +1693,7 @@
         <w:t xml:space="preserve"> </w:t>
       </w:r>
       <w:r>
-        <w:t xml:space="preserve">Note: </w:t>
-      </w:r>
-      <w:proofErr w:type="gramStart"/>
-      <w:r>
-        <w:t>In the event that</w:t>
-      </w:r>
-      <w:proofErr w:type="gramEnd"/>
-      <w:r>
-        <w:t xml:space="preserve"> the primary and secondary RVDTs for the co-pilot are deemed to be open circuit then it will be assumed that the system is operating in single pilot mode.</w:t>
+        <w:t>Note: In the event that the primary and secondary RVDTs for the co-pilot are deemed to be open circuit then it will be assumed that the system is operating in single pilot mode.</w:t>
       </w:r>
     </w:p>
     <w:p>
@@ -1965,15 +1758,7 @@
         <w:ind w:left="360"/>
       </w:pPr>
       <w:r>
-        <w:t xml:space="preserve">Discrete Inputs </w:t>
-      </w:r>
-      <w:proofErr w:type="gramStart"/>
-      <w:r>
-        <w:t>-  Errors</w:t>
-      </w:r>
-      <w:proofErr w:type="gramEnd"/>
-      <w:r>
-        <w:t xml:space="preserve"> in discrete inputs will be deduced via cross comparison of signals.</w:t>
+        <w:t>Discrete Inputs -  Errors in discrete inputs will be deduced via cross comparison of signals.</w:t>
       </w:r>
     </w:p>
     <w:p>
@@ -1985,13 +1770,8 @@
         <w:spacing w:after="0" w:line="240" w:lineRule="auto"/>
         <w:ind w:left="720"/>
       </w:pPr>
-      <w:proofErr w:type="gramStart"/>
-      <w:r>
-        <w:t>Pilot</w:t>
-      </w:r>
-      <w:proofErr w:type="gramEnd"/>
-      <w:r>
-        <w:t xml:space="preserve"> enable Switch</w:t>
+      <w:r>
+        <w:t>Pilot enable Switch</w:t>
       </w:r>
     </w:p>
     <w:p>
@@ -2035,15 +1815,7 @@
         <w:ind w:left="720"/>
       </w:pPr>
       <w:r>
-        <w:t xml:space="preserve">Hydraulic Pressure </w:t>
-      </w:r>
-      <w:proofErr w:type="gramStart"/>
-      <w:r>
-        <w:t>Switch  -</w:t>
-      </w:r>
-      <w:proofErr w:type="gramEnd"/>
-      <w:r>
-        <w:t xml:space="preserve"> Errors will be deduced by SOV Test</w:t>
+        <w:t>Hydraulic Pressure Switch  - Errors will be deduced by SOV Test</w:t>
       </w:r>
     </w:p>
     <w:p>
@@ -2189,15 +1961,7 @@
         <w:ind w:left="360"/>
       </w:pPr>
       <w:r>
-        <w:t xml:space="preserve">SOV enable test - performed at power-up when aircraft is on-ground and airspeed is less than 10knots. </w:t>
-      </w:r>
-      <w:proofErr w:type="gramStart"/>
-      <w:r>
-        <w:t>Also</w:t>
-      </w:r>
-      <w:proofErr w:type="gramEnd"/>
-      <w:r>
-        <w:t xml:space="preserve"> BIT performed during normal operation.</w:t>
+        <w:t>SOV enable test - performed at power-up when aircraft is on-ground and airspeed is less than 10knots. Also BIT performed during normal operation.</w:t>
       </w:r>
     </w:p>
     <w:p>
@@ -2751,15 +2515,7 @@
       </w:r>
       <w:r>
         <w:tab/>
-        <w:t xml:space="preserve">Pilot SHDL Engagement Switch </w:t>
-      </w:r>
-      <w:proofErr w:type="gramStart"/>
-      <w:r>
-        <w:t>On</w:t>
-      </w:r>
-      <w:proofErr w:type="gramEnd"/>
-      <w:r>
-        <w:t xml:space="preserve"> and Off</w:t>
+        <w:t>Pilot SHDL Engagement Switch On and Off</w:t>
       </w:r>
     </w:p>
     <w:p>
@@ -2778,15 +2534,7 @@
       </w:r>
       <w:proofErr w:type="spellEnd"/>
       <w:r>
-        <w:t xml:space="preserve"> SHDL Engagement Switch </w:t>
-      </w:r>
-      <w:proofErr w:type="gramStart"/>
-      <w:r>
-        <w:t>On</w:t>
-      </w:r>
-      <w:proofErr w:type="gramEnd"/>
-      <w:r>
-        <w:t xml:space="preserve"> and Off</w:t>
+        <w:t xml:space="preserve"> SHDL Engagement Switch On and Off</w:t>
       </w:r>
     </w:p>
     <w:p>
@@ -3289,15 +3037,7 @@
     <w:p/>
     <w:p>
       <w:r>
-        <w:t xml:space="preserve">At runtime the scheduler will execute the required tasks for each level of processing period. ADC channels </w:t>
-      </w:r>
-      <w:proofErr w:type="gramStart"/>
-      <w:r>
-        <w:t>have to</w:t>
-      </w:r>
-      <w:proofErr w:type="gramEnd"/>
-      <w:r>
-        <w:t xml:space="preserve"> be sampled at the highest processing rate (8 channels every 5us). The second level of processing cycles contains the partial DFT calculations. </w:t>
+        <w:t xml:space="preserve">At runtime the scheduler will execute the required tasks for each level of processing period. ADC channels have to be sampled at the highest processing rate (8 channels every 5us). The second level of processing cycles contains the partial DFT calculations. </w:t>
       </w:r>
       <w:r>
         <w:lastRenderedPageBreak/>
@@ -3346,13 +3086,8 @@
     </w:p>
     <w:p>
       <w:r>
-        <w:t xml:space="preserve">The STC program will monitor system components such as LVDTs, RVDTs, SHDL inputs, EHSVs, switches and power supply for </w:t>
-      </w:r>
-      <w:proofErr w:type="gramStart"/>
-      <w:r>
-        <w:t>faults .</w:t>
-      </w:r>
-      <w:proofErr w:type="gramEnd"/>
+        <w:t>The STC program will monitor system components such as LVDTs, RVDTs, SHDL inputs, EHSVs, switches and power supply for faults .</w:t>
+      </w:r>
     </w:p>
     <w:p>
       <w:r>
@@ -3426,15 +3161,7 @@
     </w:p>
     <w:p>
       <w:r>
-        <w:t xml:space="preserve">A Touchdown Protection function will be implemented </w:t>
-      </w:r>
-      <w:proofErr w:type="gramStart"/>
-      <w:r>
-        <w:t>in order to</w:t>
-      </w:r>
-      <w:proofErr w:type="gramEnd"/>
-      <w:r>
-        <w:t xml:space="preserve"> prevent steering at high speed. This function will also include WOW sensor debouncing.</w:t>
+        <w:t>A Touchdown Protection function will be implemented in order to prevent steering at high speed. This function will also include WOW sensor debouncing.</w:t>
       </w:r>
     </w:p>
     <w:p>
@@ -3461,15 +3188,7 @@
     <w:p/>
     <w:p>
       <w:r>
-        <w:t xml:space="preserve">The </w:t>
-      </w:r>
-      <w:proofErr w:type="gramStart"/>
-      <w:r>
-        <w:t>high-side</w:t>
-      </w:r>
-      <w:proofErr w:type="gramEnd"/>
-      <w:r>
-        <w:t xml:space="preserve"> of the SOV will be controlled via a discrete output.</w:t>
+        <w:t>The high-side of the SOV will be controlled via a discrete output.</w:t>
       </w:r>
     </w:p>
     <w:p/>
@@ -3689,10 +3408,10 @@
     <w:p>
       <w:r>
         <w:object w:dxaOrig="11375" w:dyaOrig="12694" w14:anchorId="44CD0C89">
-          <v:shape id="_x0000_i1026" type="#_x0000_t75" style="width:544.2pt;height:607.8pt" o:ole="">
+          <v:shape id="_x0000_i1026" type="#_x0000_t75" style="width:544.5pt;height:608pt" o:ole="">
             <v:imagedata r:id="rId15" o:title=""/>
           </v:shape>
-          <o:OLEObject Type="Embed" ProgID="Word.Document.8" ShapeID="_x0000_i1026" DrawAspect="Content" ObjectID="_1831188529" r:id="rId16"/>
+          <o:OLEObject Type="Embed" ProgID="Word.Document.8" ShapeID="_x0000_i1026" DrawAspect="Content" ObjectID="_1831207954" r:id="rId16"/>
         </w:object>
       </w:r>
       <w:r>
@@ -3720,10 +3439,10 @@
     <w:p>
       <w:r>
         <w:object w:dxaOrig="11481" w:dyaOrig="12674" w14:anchorId="0966CE3F">
-          <v:shape id="_x0000_i1027" type="#_x0000_t75" style="width:542.5pt;height:598.6pt" o:ole="">
+          <v:shape id="_x0000_i1027" type="#_x0000_t75" style="width:542.5pt;height:599pt" o:ole="">
             <v:imagedata r:id="rId17" o:title=""/>
           </v:shape>
-          <o:OLEObject Type="Embed" ProgID="Word.Document.8" ShapeID="_x0000_i1027" DrawAspect="Content" ObjectID="_1831188530" r:id="rId18"/>
+          <o:OLEObject Type="Embed" ProgID="Word.Document.8" ShapeID="_x0000_i1027" DrawAspect="Content" ObjectID="_1831207955" r:id="rId18"/>
         </w:object>
       </w:r>
     </w:p>
@@ -3747,10 +3466,10 @@
     <w:p>
       <w:r>
         <w:object w:dxaOrig="11391" w:dyaOrig="9807" w14:anchorId="4802FEA2">
-          <v:shape id="_x0000_i1028" type="#_x0000_t75" style="width:534.15pt;height:459.65pt" o:ole="">
+          <v:shape id="_x0000_i1028" type="#_x0000_t75" style="width:534pt;height:459.5pt" o:ole="">
             <v:imagedata r:id="rId19" o:title=""/>
           </v:shape>
-          <o:OLEObject Type="Embed" ProgID="Word.Document.8" ShapeID="_x0000_i1028" DrawAspect="Content" ObjectID="_1831188531" r:id="rId20"/>
+          <o:OLEObject Type="Embed" ProgID="Word.Document.8" ShapeID="_x0000_i1028" DrawAspect="Content" ObjectID="_1831207956" r:id="rId20"/>
         </w:object>
       </w:r>
     </w:p>
@@ -3774,10 +3493,10 @@
     <w:p>
       <w:r>
         <w:object w:dxaOrig="11226" w:dyaOrig="11858" w14:anchorId="35EF6C16">
-          <v:shape id="_x0000_i1029" type="#_x0000_t75" style="width:527.45pt;height:558.4pt" o:ole="">
+          <v:shape id="_x0000_i1029" type="#_x0000_t75" style="width:527.5pt;height:558.5pt" o:ole="">
             <v:imagedata r:id="rId21" o:title=""/>
           </v:shape>
-          <o:OLEObject Type="Embed" ProgID="Word.Document.8" ShapeID="_x0000_i1029" DrawAspect="Content" ObjectID="_1831188532" r:id="rId22"/>
+          <o:OLEObject Type="Embed" ProgID="Word.Document.8" ShapeID="_x0000_i1029" DrawAspect="Content" ObjectID="_1831207957" r:id="rId22"/>
         </w:object>
       </w:r>
     </w:p>
@@ -3801,10 +3520,10 @@
     <w:p>
       <w:r>
         <w:object w:dxaOrig="11280" w:dyaOrig="11145" w14:anchorId="3D125CA9">
-          <v:shape id="_x0000_i1030" type="#_x0000_t75" style="width:529.1pt;height:522.4pt" o:ole="">
+          <v:shape id="_x0000_i1030" type="#_x0000_t75" style="width:529pt;height:522pt" o:ole="">
             <v:imagedata r:id="rId23" o:title=""/>
           </v:shape>
-          <o:OLEObject Type="Embed" ProgID="Word.Document.8" ShapeID="_x0000_i1030" DrawAspect="Content" ObjectID="_1831188533" r:id="rId24"/>
+          <o:OLEObject Type="Embed" ProgID="Word.Document.8" ShapeID="_x0000_i1030" DrawAspect="Content" ObjectID="_1831207958" r:id="rId24"/>
         </w:object>
       </w:r>
     </w:p>
@@ -3828,10 +3547,10 @@
     <w:p>
       <w:r>
         <w:object w:dxaOrig="11160" w:dyaOrig="11745" w14:anchorId="0479A2FA">
-          <v:shape id="_x0000_i1031" type="#_x0000_t75" style="width:529.95pt;height:557.6pt" o:ole="">
+          <v:shape id="_x0000_i1031" type="#_x0000_t75" style="width:530pt;height:558pt" o:ole="">
             <v:imagedata r:id="rId25" o:title=""/>
           </v:shape>
-          <o:OLEObject Type="Embed" ProgID="Word.Document.8" ShapeID="_x0000_i1031" DrawAspect="Content" ObjectID="_1831188534" r:id="rId26"/>
+          <o:OLEObject Type="Embed" ProgID="Word.Document.8" ShapeID="_x0000_i1031" DrawAspect="Content" ObjectID="_1831207959" r:id="rId26"/>
         </w:object>
       </w:r>
     </w:p>
@@ -3895,10 +3614,10 @@
     <w:p>
       <w:r>
         <w:object w:dxaOrig="11286" w:dyaOrig="12043" w14:anchorId="496E13A8">
-          <v:shape id="_x0000_i1032" type="#_x0000_t75" style="width:542.5pt;height:579.35pt" o:ole="">
+          <v:shape id="_x0000_i1032" type="#_x0000_t75" style="width:542.5pt;height:579.5pt" o:ole="">
             <v:imagedata r:id="rId27" o:title=""/>
           </v:shape>
-          <o:OLEObject Type="Embed" ProgID="Word.Document.8" ShapeID="_x0000_i1032" DrawAspect="Content" ObjectID="_1831188535" r:id="rId28"/>
+          <o:OLEObject Type="Embed" ProgID="Word.Document.8" ShapeID="_x0000_i1032" DrawAspect="Content" ObjectID="_1831207960" r:id="rId28"/>
         </w:object>
       </w:r>
       <w:r>
@@ -3922,10 +3641,10 @@
     <w:p>
       <w:r>
         <w:object w:dxaOrig="10416" w:dyaOrig="12645" w14:anchorId="1EF4EEC6">
-          <v:shape id="_x0000_i1033" type="#_x0000_t75" style="width:519.9pt;height:631.25pt" o:ole="">
+          <v:shape id="_x0000_i1033" type="#_x0000_t75" style="width:520pt;height:631pt" o:ole="">
             <v:imagedata r:id="rId29" o:title=""/>
           </v:shape>
-          <o:OLEObject Type="Embed" ProgID="Word.Document.8" ShapeID="_x0000_i1033" DrawAspect="Content" ObjectID="_1831188536" r:id="rId30"/>
+          <o:OLEObject Type="Embed" ProgID="Word.Document.8" ShapeID="_x0000_i1033" DrawAspect="Content" ObjectID="_1831207961" r:id="rId30"/>
         </w:object>
       </w:r>
       <w:r>
@@ -3950,10 +3669,10 @@
     <w:p>
       <w:r>
         <w:object w:dxaOrig="10026" w:dyaOrig="11447" w14:anchorId="3578D422">
-          <v:shape id="_x0000_i1034" type="#_x0000_t75" style="width:500.65pt;height:572.65pt" o:ole="">
+          <v:shape id="_x0000_i1034" type="#_x0000_t75" style="width:501pt;height:573pt" o:ole="">
             <v:imagedata r:id="rId31" o:title=""/>
           </v:shape>
-          <o:OLEObject Type="Embed" ProgID="Word.Document.8" ShapeID="_x0000_i1034" DrawAspect="Content" ObjectID="_1831188537" r:id="rId32"/>
+          <o:OLEObject Type="Embed" ProgID="Word.Document.8" ShapeID="_x0000_i1034" DrawAspect="Content" ObjectID="_1831207962" r:id="rId32"/>
         </w:object>
       </w:r>
       <w:r>
@@ -3977,10 +3696,10 @@
     <w:p>
       <w:r>
         <w:object w:dxaOrig="10026" w:dyaOrig="6978" w14:anchorId="776EEAA6">
-          <v:shape id="_x0000_i1035" type="#_x0000_t75" style="width:500.65pt;height:349.95pt" o:ole="">
+          <v:shape id="_x0000_i1035" type="#_x0000_t75" style="width:501pt;height:350pt" o:ole="">
             <v:imagedata r:id="rId33" o:title=""/>
           </v:shape>
-          <o:OLEObject Type="Embed" ProgID="Word.Document.8" ShapeID="_x0000_i1035" DrawAspect="Content" ObjectID="_1831188538" r:id="rId34"/>
+          <o:OLEObject Type="Embed" ProgID="Word.Document.8" ShapeID="_x0000_i1035" DrawAspect="Content" ObjectID="_1831207963" r:id="rId34"/>
         </w:object>
       </w:r>
       <w:r>
@@ -4159,19 +3878,11 @@
     </w:p>
     <w:p>
       <w:r>
-        <w:t xml:space="preserve">The external interface of the DSP (XINTF) allows for mapping of external devices onto the DSP’s address space. The ARINC Bus provides the capability to communicate with other aircraft systems. The ARINC protocol which will be used is ARINC429 High Speed (Ref. C3). The SCU utilises 3 devices of type DEI-1085 ARINC 429 Enhanced </w:t>
-      </w:r>
-      <w:proofErr w:type="gramStart"/>
-      <w:r>
-        <w:t xml:space="preserve">Transceiver  </w:t>
+        <w:t xml:space="preserve">The external interface of the DSP (XINTF) allows for mapping of external devices onto the DSP’s address space. The ARINC Bus provides the capability to communicate with other aircraft systems. The ARINC protocol which will be used is ARINC429 High Speed (Ref. C3). The SCU utilises 3 devices of type DEI-1085 ARINC 429 Enhanced Transceiver  </w:t>
       </w:r>
       <w:r>
         <w:lastRenderedPageBreak/>
-        <w:t>(</w:t>
-      </w:r>
-      <w:proofErr w:type="gramEnd"/>
-      <w:r>
-        <w:t>Ref. C11). The ARINC devices will be mapped onto the DSP’s External Interface (XINTF) Zone 1.</w:t>
+        <w:t>(Ref. C11). The ARINC devices will be mapped onto the DSP’s External Interface (XINTF) Zone 1.</w:t>
       </w:r>
     </w:p>
     <w:p>
@@ -4585,15 +4296,7 @@
       </w:r>
       <w:proofErr w:type="spellEnd"/>
       <w:r>
-        <w:t xml:space="preserve"> Forte Serial Flash Memory M25P16 </w:t>
-      </w:r>
-      <w:proofErr w:type="gramStart"/>
-      <w:r>
-        <w:t>in order to</w:t>
-      </w:r>
-      <w:proofErr w:type="gramEnd"/>
-      <w:r>
-        <w:t xml:space="preserve"> store SCU Configuration Parameters (Ref. C13). The NVM device will be connected to the DSP via </w:t>
+        <w:t xml:space="preserve"> Forte Serial Flash Memory M25P16 in order to store SCU Configuration Parameters (Ref. C13). The NVM device will be connected to the DSP via </w:t>
       </w:r>
       <w:proofErr w:type="spellStart"/>
       <w:r>
@@ -4629,15 +4332,7 @@
         <w:t>STC Program</w:t>
       </w:r>
       <w:r>
-        <w:t xml:space="preserve"> will utilise two Analog Devices AD7887 devices </w:t>
-      </w:r>
-      <w:proofErr w:type="gramStart"/>
-      <w:r>
-        <w:t>in order to</w:t>
-      </w:r>
-      <w:proofErr w:type="gramEnd"/>
-      <w:r>
-        <w:t xml:space="preserve"> sample the analogue Rudder Pedal Position signals (Ref. C15). The ADC devices will be connected to the DSP via </w:t>
+        <w:t xml:space="preserve"> will utilise two Analog Devices AD7887 devices in order to sample the analogue Rudder Pedal Position signals (Ref. C15). The ADC devices will be connected to the DSP via </w:t>
       </w:r>
       <w:proofErr w:type="spellStart"/>
       <w:r>
@@ -4908,15 +4603,7 @@
               <w:t xml:space="preserve"> </w:t>
             </w:r>
             <w:r>
-              <w:t>The ROM Test and Ram Test are classified as a recoverable Monitors in the Supplier Equipment Specification (</w:t>
-            </w:r>
-            <w:proofErr w:type="gramStart"/>
-            <w:r>
-              <w:t>Ref :</w:t>
-            </w:r>
-            <w:proofErr w:type="gramEnd"/>
-            <w:r>
-              <w:t xml:space="preserve"> B2) however this is only after a reset of the Control Lane.</w:t>
+              <w:t>The ROM Test and Ram Test are classified as a recoverable Monitors in the Supplier Equipment Specification (Ref : B2) however this is only after a reset of the Control Lane.</w:t>
             </w:r>
           </w:p>
           <w:p/>
@@ -5074,29 +4761,13 @@
           <w:p>
             <w:r>
               <w:tab/>
-              <w:t xml:space="preserve">    </w:t>
-            </w:r>
-            <w:proofErr w:type="gramStart"/>
-            <w:r>
-              <w:t>(( No</w:t>
-            </w:r>
-            <w:proofErr w:type="gramEnd"/>
-            <w:r>
-              <w:t xml:space="preserve"> valid A_DMC_9 LADC labels have been </w:t>
-            </w:r>
-            <w:proofErr w:type="gramStart"/>
-            <w:r>
-              <w:t>receive</w:t>
+              <w:t xml:space="preserve">    (( No valid A_DMC_9 LADC labels have been receive</w:t>
             </w:r>
             <w:r>
               <w:t>d</w:t>
             </w:r>
             <w:r>
-              <w:t xml:space="preserve"> )</w:t>
-            </w:r>
-            <w:proofErr w:type="gramEnd"/>
-            <w:r>
-              <w:t xml:space="preserve"> OR</w:t>
+              <w:t xml:space="preserve"> ) OR</w:t>
             </w:r>
           </w:p>
           <w:p>
@@ -5131,29 +4802,13 @@
           <w:p>
             <w:r>
               <w:tab/>
-              <w:t xml:space="preserve">     </w:t>
-            </w:r>
-            <w:proofErr w:type="gramStart"/>
-            <w:r>
-              <w:t>IF  the</w:t>
-            </w:r>
-            <w:proofErr w:type="gramEnd"/>
-            <w:r>
-              <w:t xml:space="preserve"> following condition is true for 320ms with a tolerance of +10ms</w:t>
+              <w:t xml:space="preserve">     IF  the following condition is true for 320ms with a tolerance of +10ms</w:t>
             </w:r>
           </w:p>
           <w:p>
             <w:r>
               <w:tab/>
-              <w:t xml:space="preserve">    ((A_DMC_9 LADC labels have been received at expected update rate with a tolerance of +10</w:t>
-            </w:r>
-            <w:proofErr w:type="gramStart"/>
-            <w:r>
-              <w:t>ms )</w:t>
-            </w:r>
-            <w:proofErr w:type="gramEnd"/>
-            <w:r>
-              <w:t xml:space="preserve"> AND</w:t>
+              <w:t xml:space="preserve">    ((A_DMC_9 LADC labels have been received at expected update rate with a tolerance of +10ms ) AND</w:t>
             </w:r>
           </w:p>
           <w:p>
@@ -5343,44 +4998,110 @@
             </w:r>
             <w:proofErr w:type="spellStart"/>
             <w:r>
-              <w:t>Unlimited_Pilot_SHDL_</w:t>
-            </w:r>
-            <w:proofErr w:type="gramStart"/>
-            <w:r>
-              <w:t>Command</w:t>
+              <w:t>Unlimited_Pilot_SHDL_Command</w:t>
             </w:r>
             <w:proofErr w:type="spellEnd"/>
             <w:r>
-              <w:t xml:space="preserve">  in</w:t>
-            </w:r>
-            <w:proofErr w:type="gramEnd"/>
-            <w:r>
-              <w:t xml:space="preserve"> every Major cycle using the following logic:</w:t>
+              <w:t xml:space="preserve">  in every Major cycle using the following logic:</w:t>
             </w:r>
           </w:p>
           <w:p/>
           <w:p>
-            <w:proofErr w:type="gramStart"/>
             <w:r>
               <w:t xml:space="preserve">IF( </w:t>
             </w:r>
             <w:proofErr w:type="spellStart"/>
             <w:r>
-              <w:t>Pilot</w:t>
-            </w:r>
-            <w:proofErr w:type="gramEnd"/>
-            <w:r>
-              <w:t>_SHDL_Operation</w:t>
+              <w:t>Pilot_SHDL_Operation</w:t>
             </w:r>
             <w:proofErr w:type="spellEnd"/>
             <w:r>
-              <w:t xml:space="preserve"> &gt;= 54.7</w:t>
-            </w:r>
-            <w:proofErr w:type="gramStart"/>
+              <w:t xml:space="preserve"> &gt;= 54.7deg )</w:t>
+            </w:r>
+          </w:p>
+          <w:p>
+            <w:r>
+              <w:t>THEN</w:t>
+            </w:r>
+          </w:p>
+          <w:p>
+            <w:r>
+              <w:t xml:space="preserve">      </w:t>
+            </w:r>
+            <w:proofErr w:type="spellStart"/>
+            <w:r>
+              <w:t>Unlimited_Pilot_SHDL_Command</w:t>
+            </w:r>
+            <w:proofErr w:type="spellEnd"/>
+            <w:r>
+              <w:t xml:space="preserve"> = (26.4 * </w:t>
+            </w:r>
+            <w:proofErr w:type="spellStart"/>
+            <w:r>
+              <w:t>Pilot_SHDL_Operation</w:t>
+            </w:r>
+            <w:proofErr w:type="spellEnd"/>
+            <w:r>
+              <w:t xml:space="preserve"> - 840.5deg ) * (1/10.3)</w:t>
+            </w:r>
+          </w:p>
+          <w:p>
+            <w:r>
+              <w:t xml:space="preserve">ELSE IF( </w:t>
+            </w:r>
+            <w:proofErr w:type="spellStart"/>
+            <w:r>
+              <w:t>Pilot_SHDL_Operation</w:t>
+            </w:r>
+            <w:proofErr w:type="spellEnd"/>
+            <w:r>
+              <w:t xml:space="preserve"> &gt;= 44.3deg )</w:t>
+            </w:r>
+          </w:p>
+          <w:p>
+            <w:r>
+              <w:t>THEN</w:t>
+            </w:r>
+          </w:p>
+          <w:p>
+            <w:r>
+              <w:t xml:space="preserve">      </w:t>
+            </w:r>
+            <w:proofErr w:type="spellStart"/>
+            <w:r>
+              <w:t>Unlimited_Pilot_SHDL_Command</w:t>
+            </w:r>
+            <w:proofErr w:type="spellEnd"/>
+            <w:r>
+              <w:t xml:space="preserve"> = (16.6 * </w:t>
+            </w:r>
+            <w:proofErr w:type="spellStart"/>
+            <w:r>
+              <w:t>Pilot_SHDL_Operation</w:t>
+            </w:r>
+            <w:proofErr w:type="spellEnd"/>
+            <w:r>
+              <w:t xml:space="preserve"> - 298.58deg ) * (1/10.4)</w:t>
+            </w:r>
+          </w:p>
+          <w:p>
+            <w:r>
+              <w:t xml:space="preserve">ELSE IF( </w:t>
+            </w:r>
+            <w:proofErr w:type="spellStart"/>
+            <w:r>
+              <w:t>Pilot_SHDL_Operation</w:t>
+            </w:r>
+            <w:proofErr w:type="spellEnd"/>
+            <w:r>
+              <w:t xml:space="preserve"> &gt;= 34</w:t>
+            </w:r>
+            <w:r>
+              <w:t>.7</w:t>
+            </w:r>
             <w:r>
               <w:t>deg )</w:t>
             </w:r>
-            <w:proofErr w:type="gramEnd"/>
           </w:p>
           <w:p>
             <w:r>
@@ -5397,7 +5118,7 @@
             </w:r>
             <w:proofErr w:type="spellEnd"/>
             <w:r>
-              <w:t xml:space="preserve"> = (26.4 * </w:t>
+              <w:t xml:space="preserve"> = (14.4 * </w:t>
             </w:r>
             <w:proofErr w:type="spellStart"/>
             <w:r>
@@ -5405,42 +5126,21 @@
             </w:r>
             <w:proofErr w:type="spellEnd"/>
             <w:r>
-              <w:t xml:space="preserve"> - 840.5</w:t>
-            </w:r>
-            <w:proofErr w:type="gramStart"/>
-            <w:r>
-              <w:t>deg )</w:t>
-            </w:r>
-            <w:proofErr w:type="gramEnd"/>
-            <w:r>
-              <w:t xml:space="preserve"> * (1/10.3)</w:t>
-            </w:r>
-          </w:p>
-          <w:p>
-            <w:r>
-              <w:t xml:space="preserve">ELSE </w:t>
-            </w:r>
-            <w:proofErr w:type="gramStart"/>
-            <w:r>
-              <w:t xml:space="preserve">IF( </w:t>
+              <w:t xml:space="preserve"> - 205.32deg ) * (1/10.3)</w:t>
+            </w:r>
+          </w:p>
+          <w:p>
+            <w:r>
+              <w:t xml:space="preserve">ELSE IF( </w:t>
             </w:r>
             <w:proofErr w:type="spellStart"/>
             <w:r>
-              <w:t>Pilot</w:t>
-            </w:r>
-            <w:proofErr w:type="gramEnd"/>
-            <w:r>
-              <w:t>_SHDL_Operation</w:t>
+              <w:t>Pilot_SHDL_Operation</w:t>
             </w:r>
             <w:proofErr w:type="spellEnd"/>
             <w:r>
-              <w:t xml:space="preserve"> &gt;= 44.3</w:t>
-            </w:r>
-            <w:proofErr w:type="gramStart"/>
-            <w:r>
-              <w:t>deg )</w:t>
-            </w:r>
-            <w:proofErr w:type="gramEnd"/>
+              <w:t xml:space="preserve"> &gt;= 23.7deg )</w:t>
+            </w:r>
           </w:p>
           <w:p>
             <w:r>
@@ -5449,7 +5149,7 @@
           </w:p>
           <w:p>
             <w:r>
-              <w:t xml:space="preserve">      </w:t>
+              <w:t xml:space="preserve">       </w:t>
             </w:r>
             <w:proofErr w:type="spellStart"/>
             <w:r>
@@ -5457,6 +5157,310 @@
             </w:r>
             <w:proofErr w:type="spellEnd"/>
             <w:r>
+              <w:t xml:space="preserve"> = (11.6 * </w:t>
+            </w:r>
+            <w:proofErr w:type="spellStart"/>
+            <w:r>
+              <w:t>Pilot_SHDL_Operation</w:t>
+            </w:r>
+            <w:proofErr w:type="spellEnd"/>
+            <w:r>
+              <w:t xml:space="preserve"> - 110.12deg ) * (1/10.3)</w:t>
+            </w:r>
+          </w:p>
+          <w:p>
+            <w:r>
+              <w:t xml:space="preserve">ELSE IF( </w:t>
+            </w:r>
+            <w:proofErr w:type="spellStart"/>
+            <w:r>
+              <w:t>Pilot_SHDL_Operation</w:t>
+            </w:r>
+            <w:proofErr w:type="spellEnd"/>
+            <w:r>
+              <w:t xml:space="preserve"> &gt;= 13.3deg )</w:t>
+            </w:r>
+          </w:p>
+          <w:p>
+            <w:r>
+              <w:t>THEN</w:t>
+            </w:r>
+          </w:p>
+          <w:p>
+            <w:r>
+              <w:t xml:space="preserve">       </w:t>
+            </w:r>
+            <w:proofErr w:type="spellStart"/>
+            <w:r>
+              <w:t>Unlimited_Pilot_SHDL_Command</w:t>
+            </w:r>
+            <w:proofErr w:type="spellEnd"/>
+            <w:r>
+              <w:t xml:space="preserve"> = (9.2 * </w:t>
+            </w:r>
+            <w:proofErr w:type="spellStart"/>
+            <w:r>
+              <w:t>Pilot_SHDL_Operation</w:t>
+            </w:r>
+            <w:proofErr w:type="spellEnd"/>
+            <w:r>
+              <w:t xml:space="preserve"> - 51.64deg ) * (1/10.4)</w:t>
+            </w:r>
+          </w:p>
+          <w:p>
+            <w:r>
+              <w:t xml:space="preserve">ELSE IF( </w:t>
+            </w:r>
+            <w:proofErr w:type="spellStart"/>
+            <w:r>
+              <w:t>Pilot_SHDL_Operation</w:t>
+            </w:r>
+            <w:proofErr w:type="spellEnd"/>
+            <w:r>
+              <w:t xml:space="preserve"> &gt;= 3deg )</w:t>
+            </w:r>
+          </w:p>
+          <w:p>
+            <w:r>
+              <w:t>THEN</w:t>
+            </w:r>
+          </w:p>
+          <w:p>
+            <w:r>
+              <w:t xml:space="preserve">       </w:t>
+            </w:r>
+            <w:proofErr w:type="spellStart"/>
+            <w:r>
+              <w:t>Unlimited_Pilot_SHDL_Command</w:t>
+            </w:r>
+            <w:proofErr w:type="spellEnd"/>
+            <w:r>
+              <w:t xml:space="preserve"> = (</w:t>
+            </w:r>
+            <w:proofErr w:type="spellStart"/>
+            <w:r>
+              <w:t>Pilot_SHDL_Operation</w:t>
+            </w:r>
+            <w:proofErr w:type="spellEnd"/>
+            <w:r>
+              <w:t xml:space="preserve"> - 3deg ) * (6.8 / 10.3)</w:t>
+            </w:r>
+          </w:p>
+          <w:p>
+            <w:r>
+              <w:t xml:space="preserve">ELSE IF( </w:t>
+            </w:r>
+            <w:proofErr w:type="spellStart"/>
+            <w:r>
+              <w:t>Pilot_SHDL_Operation</w:t>
+            </w:r>
+            <w:proofErr w:type="spellEnd"/>
+            <w:r>
+              <w:t xml:space="preserve"> &gt;= -3deg )</w:t>
+            </w:r>
+          </w:p>
+          <w:p>
+            <w:r>
+              <w:t>THEN</w:t>
+            </w:r>
+          </w:p>
+          <w:p>
+            <w:r>
+              <w:t xml:space="preserve">       </w:t>
+            </w:r>
+            <w:proofErr w:type="spellStart"/>
+            <w:r>
+              <w:t>Unlimited_Pilot_SHDL_Command</w:t>
+            </w:r>
+            <w:proofErr w:type="spellEnd"/>
+            <w:r>
+              <w:t xml:space="preserve"> = 0deg</w:t>
+            </w:r>
+          </w:p>
+          <w:p>
+            <w:r>
+              <w:t xml:space="preserve">ELSE IF( </w:t>
+            </w:r>
+            <w:proofErr w:type="spellStart"/>
+            <w:r>
+              <w:t>Pilot_SHDL_Operation</w:t>
+            </w:r>
+            <w:proofErr w:type="spellEnd"/>
+            <w:r>
+              <w:t xml:space="preserve"> &gt;= -13.3deg )</w:t>
+            </w:r>
+          </w:p>
+          <w:p>
+            <w:r>
+              <w:t>THEN</w:t>
+            </w:r>
+          </w:p>
+          <w:p>
+            <w:r>
+              <w:t xml:space="preserve">       </w:t>
+            </w:r>
+            <w:proofErr w:type="spellStart"/>
+            <w:r>
+              <w:t>Unlimited_Pilot_SHDL_Command</w:t>
+            </w:r>
+            <w:proofErr w:type="spellEnd"/>
+            <w:r>
+              <w:t xml:space="preserve"> = (</w:t>
+            </w:r>
+            <w:proofErr w:type="spellStart"/>
+            <w:r>
+              <w:t>Pilot_SHDL_Operation</w:t>
+            </w:r>
+            <w:proofErr w:type="spellEnd"/>
+            <w:r>
+              <w:t xml:space="preserve"> + 3deg ) * (6.8 / 10.3)</w:t>
+            </w:r>
+          </w:p>
+          <w:p>
+            <w:r>
+              <w:t xml:space="preserve">ELSE IF( </w:t>
+            </w:r>
+            <w:proofErr w:type="spellStart"/>
+            <w:r>
+              <w:t>Pilot_SHDL_Operation</w:t>
+            </w:r>
+            <w:proofErr w:type="spellEnd"/>
+            <w:r>
+              <w:t xml:space="preserve"> &gt;= -23.7deg )</w:t>
+            </w:r>
+          </w:p>
+          <w:p>
+            <w:r>
+              <w:t>THEN</w:t>
+            </w:r>
+          </w:p>
+          <w:p>
+            <w:r>
+              <w:t xml:space="preserve">       </w:t>
+            </w:r>
+            <w:proofErr w:type="spellStart"/>
+            <w:r>
+              <w:t>Unlimited_Pilot_SHDL_Command</w:t>
+            </w:r>
+            <w:proofErr w:type="spellEnd"/>
+            <w:r>
+              <w:t xml:space="preserve"> = (9.2 * </w:t>
+            </w:r>
+            <w:proofErr w:type="spellStart"/>
+            <w:r>
+              <w:t>Pilot_SHDL_Operation</w:t>
+            </w:r>
+            <w:proofErr w:type="spellEnd"/>
+            <w:r>
+              <w:t xml:space="preserve"> + 51.64deg ) * (1/10.4)</w:t>
+            </w:r>
+          </w:p>
+          <w:p>
+            <w:r>
+              <w:t xml:space="preserve">ELSE IF( </w:t>
+            </w:r>
+            <w:proofErr w:type="spellStart"/>
+            <w:r>
+              <w:t>Pilot_SHDL_Operation</w:t>
+            </w:r>
+            <w:proofErr w:type="spellEnd"/>
+            <w:r>
+              <w:t xml:space="preserve"> &gt;= -34deg )</w:t>
+            </w:r>
+          </w:p>
+          <w:p>
+            <w:r>
+              <w:t>THEN</w:t>
+            </w:r>
+          </w:p>
+          <w:p>
+            <w:r>
+              <w:t xml:space="preserve">       </w:t>
+            </w:r>
+            <w:proofErr w:type="spellStart"/>
+            <w:r>
+              <w:t>Unlimited_Pilot_SHDL_Command</w:t>
+            </w:r>
+            <w:proofErr w:type="spellEnd"/>
+            <w:r>
+              <w:t xml:space="preserve"> = (11.6 * </w:t>
+            </w:r>
+            <w:proofErr w:type="spellStart"/>
+            <w:r>
+              <w:t>Pilot_SHDL_Operation</w:t>
+            </w:r>
+            <w:proofErr w:type="spellEnd"/>
+            <w:r>
+              <w:t xml:space="preserve"> + 110.12deg ) * (1/10.3)</w:t>
+            </w:r>
+          </w:p>
+          <w:p>
+            <w:r>
+              <w:t xml:space="preserve">ELSE IF( </w:t>
+            </w:r>
+            <w:proofErr w:type="spellStart"/>
+            <w:r>
+              <w:t>Pilot_SHDL_Operation</w:t>
+            </w:r>
+            <w:proofErr w:type="spellEnd"/>
+            <w:r>
+              <w:t xml:space="preserve"> &gt;= -44.3deg )</w:t>
+            </w:r>
+          </w:p>
+          <w:p>
+            <w:r>
+              <w:t>THEN</w:t>
+            </w:r>
+          </w:p>
+          <w:p>
+            <w:r>
+              <w:t xml:space="preserve">       </w:t>
+            </w:r>
+            <w:proofErr w:type="spellStart"/>
+            <w:r>
+              <w:t>Unlimited_Pilot_SHDL_Command</w:t>
+            </w:r>
+            <w:proofErr w:type="spellEnd"/>
+            <w:r>
+              <w:t xml:space="preserve"> = (14.4 * </w:t>
+            </w:r>
+            <w:proofErr w:type="spellStart"/>
+            <w:r>
+              <w:t>Pilot_SHDL_Operation</w:t>
+            </w:r>
+            <w:proofErr w:type="spellEnd"/>
+            <w:r>
+              <w:t xml:space="preserve"> + 205.32deg ) * (1/10.3)</w:t>
+            </w:r>
+          </w:p>
+          <w:p>
+            <w:r>
+              <w:t xml:space="preserve">ELSE IF( </w:t>
+            </w:r>
+            <w:proofErr w:type="spellStart"/>
+            <w:r>
+              <w:t>Pilot_SHDL_Operation</w:t>
+            </w:r>
+            <w:proofErr w:type="spellEnd"/>
+            <w:r>
+              <w:t xml:space="preserve"> &gt;= -54.7deg )</w:t>
+            </w:r>
+          </w:p>
+          <w:p>
+            <w:r>
+              <w:t>THEN</w:t>
+            </w:r>
+          </w:p>
+          <w:p>
+            <w:r>
+              <w:t xml:space="preserve">       </w:t>
+            </w:r>
+            <w:proofErr w:type="spellStart"/>
+            <w:r>
+              <w:t>Unlimited_Pilot_SHDL_Command</w:t>
+            </w:r>
+            <w:proofErr w:type="spellEnd"/>
+            <w:r>
               <w:t xml:space="preserve"> = (16.6 * </w:t>
             </w:r>
             <w:proofErr w:type="spellStart"/>
@@ -5465,602 +5469,7 @@
             </w:r>
             <w:proofErr w:type="spellEnd"/>
             <w:r>
-              <w:t xml:space="preserve"> - 298.58</w:t>
-            </w:r>
-            <w:proofErr w:type="gramStart"/>
-            <w:r>
-              <w:t>deg )</w:t>
-            </w:r>
-            <w:proofErr w:type="gramEnd"/>
-            <w:r>
-              <w:t xml:space="preserve"> * (1/10.4)</w:t>
-            </w:r>
-          </w:p>
-          <w:p>
-            <w:r>
-              <w:t xml:space="preserve">ELSE </w:t>
-            </w:r>
-            <w:proofErr w:type="gramStart"/>
-            <w:r>
-              <w:t xml:space="preserve">IF( </w:t>
-            </w:r>
-            <w:proofErr w:type="spellStart"/>
-            <w:r>
-              <w:t>Pilot</w:t>
-            </w:r>
-            <w:proofErr w:type="gramEnd"/>
-            <w:r>
-              <w:t>_SHDL_Operation</w:t>
-            </w:r>
-            <w:proofErr w:type="spellEnd"/>
-            <w:r>
-              <w:t xml:space="preserve"> &gt;= 34</w:t>
-            </w:r>
-            <w:r>
-              <w:t>.7</w:t>
-            </w:r>
-            <w:proofErr w:type="gramStart"/>
-            <w:r>
-              <w:t>deg )</w:t>
-            </w:r>
-            <w:proofErr w:type="gramEnd"/>
-          </w:p>
-          <w:p>
-            <w:r>
-              <w:t>THEN</w:t>
-            </w:r>
-          </w:p>
-          <w:p>
-            <w:r>
-              <w:t xml:space="preserve">      </w:t>
-            </w:r>
-            <w:proofErr w:type="spellStart"/>
-            <w:r>
-              <w:t>Unlimited_Pilot_SHDL_Command</w:t>
-            </w:r>
-            <w:proofErr w:type="spellEnd"/>
-            <w:r>
-              <w:t xml:space="preserve"> = (14.4 * </w:t>
-            </w:r>
-            <w:proofErr w:type="spellStart"/>
-            <w:r>
-              <w:t>Pilot_SHDL_Operation</w:t>
-            </w:r>
-            <w:proofErr w:type="spellEnd"/>
-            <w:r>
-              <w:t xml:space="preserve"> - 205.32</w:t>
-            </w:r>
-            <w:proofErr w:type="gramStart"/>
-            <w:r>
-              <w:t>deg )</w:t>
-            </w:r>
-            <w:proofErr w:type="gramEnd"/>
-            <w:r>
-              <w:t xml:space="preserve"> * (1/10.3)</w:t>
-            </w:r>
-          </w:p>
-          <w:p>
-            <w:r>
-              <w:t xml:space="preserve">ELSE </w:t>
-            </w:r>
-            <w:proofErr w:type="gramStart"/>
-            <w:r>
-              <w:t xml:space="preserve">IF( </w:t>
-            </w:r>
-            <w:proofErr w:type="spellStart"/>
-            <w:r>
-              <w:t>Pilot</w:t>
-            </w:r>
-            <w:proofErr w:type="gramEnd"/>
-            <w:r>
-              <w:t>_SHDL_Operation</w:t>
-            </w:r>
-            <w:proofErr w:type="spellEnd"/>
-            <w:r>
-              <w:t xml:space="preserve"> &gt;= 23.7</w:t>
-            </w:r>
-            <w:proofErr w:type="gramStart"/>
-            <w:r>
-              <w:t>deg )</w:t>
-            </w:r>
-            <w:proofErr w:type="gramEnd"/>
-          </w:p>
-          <w:p>
-            <w:r>
-              <w:t>THEN</w:t>
-            </w:r>
-          </w:p>
-          <w:p>
-            <w:r>
-              <w:t xml:space="preserve">       </w:t>
-            </w:r>
-            <w:proofErr w:type="spellStart"/>
-            <w:r>
-              <w:t>Unlimited_Pilot_SHDL_Command</w:t>
-            </w:r>
-            <w:proofErr w:type="spellEnd"/>
-            <w:r>
-              <w:t xml:space="preserve"> = (11.6 * </w:t>
-            </w:r>
-            <w:proofErr w:type="spellStart"/>
-            <w:r>
-              <w:t>Pilot_SHDL_Operation</w:t>
-            </w:r>
-            <w:proofErr w:type="spellEnd"/>
-            <w:r>
-              <w:t xml:space="preserve"> - 110.12</w:t>
-            </w:r>
-            <w:proofErr w:type="gramStart"/>
-            <w:r>
-              <w:t>deg )</w:t>
-            </w:r>
-            <w:proofErr w:type="gramEnd"/>
-            <w:r>
-              <w:t xml:space="preserve"> * (1/10.3)</w:t>
-            </w:r>
-          </w:p>
-          <w:p>
-            <w:r>
-              <w:t xml:space="preserve">ELSE </w:t>
-            </w:r>
-            <w:proofErr w:type="gramStart"/>
-            <w:r>
-              <w:t xml:space="preserve">IF( </w:t>
-            </w:r>
-            <w:proofErr w:type="spellStart"/>
-            <w:r>
-              <w:t>Pilot</w:t>
-            </w:r>
-            <w:proofErr w:type="gramEnd"/>
-            <w:r>
-              <w:t>_SHDL_Operation</w:t>
-            </w:r>
-            <w:proofErr w:type="spellEnd"/>
-            <w:r>
-              <w:t xml:space="preserve"> &gt;= 13.3</w:t>
-            </w:r>
-            <w:proofErr w:type="gramStart"/>
-            <w:r>
-              <w:t>deg )</w:t>
-            </w:r>
-            <w:proofErr w:type="gramEnd"/>
-          </w:p>
-          <w:p>
-            <w:r>
-              <w:t>THEN</w:t>
-            </w:r>
-          </w:p>
-          <w:p>
-            <w:r>
-              <w:t xml:space="preserve">       </w:t>
-            </w:r>
-            <w:proofErr w:type="spellStart"/>
-            <w:r>
-              <w:t>Unlimited_Pilot_SHDL_Command</w:t>
-            </w:r>
-            <w:proofErr w:type="spellEnd"/>
-            <w:r>
-              <w:t xml:space="preserve"> = (9.2 * </w:t>
-            </w:r>
-            <w:proofErr w:type="spellStart"/>
-            <w:r>
-              <w:t>Pilot_SHDL_Operation</w:t>
-            </w:r>
-            <w:proofErr w:type="spellEnd"/>
-            <w:r>
-              <w:t xml:space="preserve"> - 51.64</w:t>
-            </w:r>
-            <w:proofErr w:type="gramStart"/>
-            <w:r>
-              <w:t>deg )</w:t>
-            </w:r>
-            <w:proofErr w:type="gramEnd"/>
-            <w:r>
-              <w:t xml:space="preserve"> * (1/10.4)</w:t>
-            </w:r>
-          </w:p>
-          <w:p>
-            <w:r>
-              <w:t xml:space="preserve">ELSE </w:t>
-            </w:r>
-            <w:proofErr w:type="gramStart"/>
-            <w:r>
-              <w:t xml:space="preserve">IF( </w:t>
-            </w:r>
-            <w:proofErr w:type="spellStart"/>
-            <w:r>
-              <w:t>Pilot</w:t>
-            </w:r>
-            <w:proofErr w:type="gramEnd"/>
-            <w:r>
-              <w:t>_SHDL_Operation</w:t>
-            </w:r>
-            <w:proofErr w:type="spellEnd"/>
-            <w:r>
-              <w:t xml:space="preserve"> &gt;= 3</w:t>
-            </w:r>
-            <w:proofErr w:type="gramStart"/>
-            <w:r>
-              <w:t>deg )</w:t>
-            </w:r>
-            <w:proofErr w:type="gramEnd"/>
-          </w:p>
-          <w:p>
-            <w:r>
-              <w:t>THEN</w:t>
-            </w:r>
-          </w:p>
-          <w:p>
-            <w:r>
-              <w:t xml:space="preserve">       </w:t>
-            </w:r>
-            <w:proofErr w:type="spellStart"/>
-            <w:r>
-              <w:t>Unlimited_Pilot_SHDL_Command</w:t>
-            </w:r>
-            <w:proofErr w:type="spellEnd"/>
-            <w:r>
-              <w:t xml:space="preserve"> = (</w:t>
-            </w:r>
-            <w:proofErr w:type="spellStart"/>
-            <w:r>
-              <w:t>Pilot_SHDL_Operation</w:t>
-            </w:r>
-            <w:proofErr w:type="spellEnd"/>
-            <w:r>
-              <w:t xml:space="preserve"> - 3</w:t>
-            </w:r>
-            <w:proofErr w:type="gramStart"/>
-            <w:r>
-              <w:t>deg )</w:t>
-            </w:r>
-            <w:proofErr w:type="gramEnd"/>
-            <w:r>
-              <w:t xml:space="preserve"> * (6.8 / 10.3)</w:t>
-            </w:r>
-          </w:p>
-          <w:p>
-            <w:r>
-              <w:t xml:space="preserve">ELSE </w:t>
-            </w:r>
-            <w:proofErr w:type="gramStart"/>
-            <w:r>
-              <w:t xml:space="preserve">IF( </w:t>
-            </w:r>
-            <w:proofErr w:type="spellStart"/>
-            <w:r>
-              <w:t>Pilot</w:t>
-            </w:r>
-            <w:proofErr w:type="gramEnd"/>
-            <w:r>
-              <w:t>_SHDL_Operation</w:t>
-            </w:r>
-            <w:proofErr w:type="spellEnd"/>
-            <w:r>
-              <w:t xml:space="preserve"> &gt;= -3</w:t>
-            </w:r>
-            <w:proofErr w:type="gramStart"/>
-            <w:r>
-              <w:t>deg )</w:t>
-            </w:r>
-            <w:proofErr w:type="gramEnd"/>
-          </w:p>
-          <w:p>
-            <w:r>
-              <w:t>THEN</w:t>
-            </w:r>
-          </w:p>
-          <w:p>
-            <w:r>
-              <w:t xml:space="preserve">       </w:t>
-            </w:r>
-            <w:proofErr w:type="spellStart"/>
-            <w:r>
-              <w:t>Unlimited_Pilot_SHDL_Command</w:t>
-            </w:r>
-            <w:proofErr w:type="spellEnd"/>
-            <w:r>
-              <w:t xml:space="preserve"> = 0deg</w:t>
-            </w:r>
-          </w:p>
-          <w:p>
-            <w:r>
-              <w:t xml:space="preserve">ELSE </w:t>
-            </w:r>
-            <w:proofErr w:type="gramStart"/>
-            <w:r>
-              <w:t xml:space="preserve">IF( </w:t>
-            </w:r>
-            <w:proofErr w:type="spellStart"/>
-            <w:r>
-              <w:t>Pilot</w:t>
-            </w:r>
-            <w:proofErr w:type="gramEnd"/>
-            <w:r>
-              <w:t>_SHDL_Operation</w:t>
-            </w:r>
-            <w:proofErr w:type="spellEnd"/>
-            <w:r>
-              <w:t xml:space="preserve"> &gt;= -13.3</w:t>
-            </w:r>
-            <w:proofErr w:type="gramStart"/>
-            <w:r>
-              <w:t>deg )</w:t>
-            </w:r>
-            <w:proofErr w:type="gramEnd"/>
-          </w:p>
-          <w:p>
-            <w:r>
-              <w:t>THEN</w:t>
-            </w:r>
-          </w:p>
-          <w:p>
-            <w:r>
-              <w:t xml:space="preserve">       </w:t>
-            </w:r>
-            <w:proofErr w:type="spellStart"/>
-            <w:r>
-              <w:t>Unlimited_Pilot_SHDL_Command</w:t>
-            </w:r>
-            <w:proofErr w:type="spellEnd"/>
-            <w:r>
-              <w:t xml:space="preserve"> = (</w:t>
-            </w:r>
-            <w:proofErr w:type="spellStart"/>
-            <w:r>
-              <w:t>Pilot_SHDL_Operation</w:t>
-            </w:r>
-            <w:proofErr w:type="spellEnd"/>
-            <w:r>
-              <w:t xml:space="preserve"> + 3</w:t>
-            </w:r>
-            <w:proofErr w:type="gramStart"/>
-            <w:r>
-              <w:t>deg )</w:t>
-            </w:r>
-            <w:proofErr w:type="gramEnd"/>
-            <w:r>
-              <w:t xml:space="preserve"> * (6.8 / 10.3)</w:t>
-            </w:r>
-          </w:p>
-          <w:p>
-            <w:r>
-              <w:t xml:space="preserve">ELSE </w:t>
-            </w:r>
-            <w:proofErr w:type="gramStart"/>
-            <w:r>
-              <w:t xml:space="preserve">IF( </w:t>
-            </w:r>
-            <w:proofErr w:type="spellStart"/>
-            <w:r>
-              <w:t>Pilot</w:t>
-            </w:r>
-            <w:proofErr w:type="gramEnd"/>
-            <w:r>
-              <w:t>_SHDL_Operation</w:t>
-            </w:r>
-            <w:proofErr w:type="spellEnd"/>
-            <w:r>
-              <w:t xml:space="preserve"> &gt;= -23.7</w:t>
-            </w:r>
-            <w:proofErr w:type="gramStart"/>
-            <w:r>
-              <w:t>deg )</w:t>
-            </w:r>
-            <w:proofErr w:type="gramEnd"/>
-          </w:p>
-          <w:p>
-            <w:r>
-              <w:t>THEN</w:t>
-            </w:r>
-          </w:p>
-          <w:p>
-            <w:r>
-              <w:t xml:space="preserve">       </w:t>
-            </w:r>
-            <w:proofErr w:type="spellStart"/>
-            <w:r>
-              <w:t>Unlimited_Pilot_SHDL_Command</w:t>
-            </w:r>
-            <w:proofErr w:type="spellEnd"/>
-            <w:r>
-              <w:t xml:space="preserve"> = (9.2 * </w:t>
-            </w:r>
-            <w:proofErr w:type="spellStart"/>
-            <w:r>
-              <w:t>Pilot_SHDL_Operation</w:t>
-            </w:r>
-            <w:proofErr w:type="spellEnd"/>
-            <w:r>
-              <w:t xml:space="preserve"> + 51.64</w:t>
-            </w:r>
-            <w:proofErr w:type="gramStart"/>
-            <w:r>
-              <w:t>deg )</w:t>
-            </w:r>
-            <w:proofErr w:type="gramEnd"/>
-            <w:r>
-              <w:t xml:space="preserve"> * (1/10.4)</w:t>
-            </w:r>
-          </w:p>
-          <w:p>
-            <w:r>
-              <w:t xml:space="preserve">ELSE </w:t>
-            </w:r>
-            <w:proofErr w:type="gramStart"/>
-            <w:r>
-              <w:t xml:space="preserve">IF( </w:t>
-            </w:r>
-            <w:proofErr w:type="spellStart"/>
-            <w:r>
-              <w:t>Pilot</w:t>
-            </w:r>
-            <w:proofErr w:type="gramEnd"/>
-            <w:r>
-              <w:t>_SHDL_Operation</w:t>
-            </w:r>
-            <w:proofErr w:type="spellEnd"/>
-            <w:r>
-              <w:t xml:space="preserve"> &gt;= -34</w:t>
-            </w:r>
-            <w:proofErr w:type="gramStart"/>
-            <w:r>
-              <w:t>deg )</w:t>
-            </w:r>
-            <w:proofErr w:type="gramEnd"/>
-          </w:p>
-          <w:p>
-            <w:r>
-              <w:t>THEN</w:t>
-            </w:r>
-          </w:p>
-          <w:p>
-            <w:r>
-              <w:t xml:space="preserve">       </w:t>
-            </w:r>
-            <w:proofErr w:type="spellStart"/>
-            <w:r>
-              <w:t>Unlimited_Pilot_SHDL_Command</w:t>
-            </w:r>
-            <w:proofErr w:type="spellEnd"/>
-            <w:r>
-              <w:t xml:space="preserve"> = (11.6 * </w:t>
-            </w:r>
-            <w:proofErr w:type="spellStart"/>
-            <w:r>
-              <w:t>Pilot_SHDL_Operation</w:t>
-            </w:r>
-            <w:proofErr w:type="spellEnd"/>
-            <w:r>
-              <w:t xml:space="preserve"> + 110.12</w:t>
-            </w:r>
-            <w:proofErr w:type="gramStart"/>
-            <w:r>
-              <w:t>deg )</w:t>
-            </w:r>
-            <w:proofErr w:type="gramEnd"/>
-            <w:r>
-              <w:t xml:space="preserve"> * (1/10.3)</w:t>
-            </w:r>
-          </w:p>
-          <w:p>
-            <w:r>
-              <w:t xml:space="preserve">ELSE </w:t>
-            </w:r>
-            <w:proofErr w:type="gramStart"/>
-            <w:r>
-              <w:t xml:space="preserve">IF( </w:t>
-            </w:r>
-            <w:proofErr w:type="spellStart"/>
-            <w:r>
-              <w:t>Pilot</w:t>
-            </w:r>
-            <w:proofErr w:type="gramEnd"/>
-            <w:r>
-              <w:t>_SHDL_Operation</w:t>
-            </w:r>
-            <w:proofErr w:type="spellEnd"/>
-            <w:r>
-              <w:t xml:space="preserve"> &gt;= -44.3</w:t>
-            </w:r>
-            <w:proofErr w:type="gramStart"/>
-            <w:r>
-              <w:t>deg )</w:t>
-            </w:r>
-            <w:proofErr w:type="gramEnd"/>
-          </w:p>
-          <w:p>
-            <w:r>
-              <w:t>THEN</w:t>
-            </w:r>
-          </w:p>
-          <w:p>
-            <w:r>
-              <w:t xml:space="preserve">       </w:t>
-            </w:r>
-            <w:proofErr w:type="spellStart"/>
-            <w:r>
-              <w:t>Unlimited_Pilot_SHDL_Command</w:t>
-            </w:r>
-            <w:proofErr w:type="spellEnd"/>
-            <w:r>
-              <w:t xml:space="preserve"> = (14.4 * </w:t>
-            </w:r>
-            <w:proofErr w:type="spellStart"/>
-            <w:r>
-              <w:t>Pilot_SHDL_Operation</w:t>
-            </w:r>
-            <w:proofErr w:type="spellEnd"/>
-            <w:r>
-              <w:t xml:space="preserve"> + 205.32</w:t>
-            </w:r>
-            <w:proofErr w:type="gramStart"/>
-            <w:r>
-              <w:t>deg )</w:t>
-            </w:r>
-            <w:proofErr w:type="gramEnd"/>
-            <w:r>
-              <w:t xml:space="preserve"> * (1/10.3)</w:t>
-            </w:r>
-          </w:p>
-          <w:p>
-            <w:r>
-              <w:t xml:space="preserve">ELSE </w:t>
-            </w:r>
-            <w:proofErr w:type="gramStart"/>
-            <w:r>
-              <w:t xml:space="preserve">IF( </w:t>
-            </w:r>
-            <w:proofErr w:type="spellStart"/>
-            <w:r>
-              <w:t>Pilot</w:t>
-            </w:r>
-            <w:proofErr w:type="gramEnd"/>
-            <w:r>
-              <w:t>_SHDL_Operation</w:t>
-            </w:r>
-            <w:proofErr w:type="spellEnd"/>
-            <w:r>
-              <w:t xml:space="preserve"> &gt;= -54.7</w:t>
-            </w:r>
-            <w:proofErr w:type="gramStart"/>
-            <w:r>
-              <w:t>deg )</w:t>
-            </w:r>
-            <w:proofErr w:type="gramEnd"/>
-          </w:p>
-          <w:p>
-            <w:r>
-              <w:t>THEN</w:t>
-            </w:r>
-          </w:p>
-          <w:p>
-            <w:r>
-              <w:t xml:space="preserve">       </w:t>
-            </w:r>
-            <w:proofErr w:type="spellStart"/>
-            <w:r>
-              <w:t>Unlimited_Pilot_SHDL_Command</w:t>
-            </w:r>
-            <w:proofErr w:type="spellEnd"/>
-            <w:r>
-              <w:t xml:space="preserve"> = (16.6 * </w:t>
-            </w:r>
-            <w:proofErr w:type="spellStart"/>
-            <w:r>
-              <w:t>Pilot_SHDL_Operation</w:t>
-            </w:r>
-            <w:proofErr w:type="spellEnd"/>
-            <w:r>
-              <w:t xml:space="preserve"> + 298.58</w:t>
-            </w:r>
-            <w:proofErr w:type="gramStart"/>
-            <w:r>
-              <w:t>deg )</w:t>
-            </w:r>
-            <w:proofErr w:type="gramEnd"/>
-            <w:r>
-              <w:t xml:space="preserve"> * (1/10.4)</w:t>
+              <w:t xml:space="preserve"> + 298.58deg ) * (1/10.4)</w:t>
             </w:r>
           </w:p>
           <w:p>
@@ -8419,25 +7828,7 @@
                       <w:szCs w:val="20"/>
                       <w:lang w:val="en-GB"/>
                     </w:rPr>
-                    <w:t>[</w:t>
-                  </w:r>
-                  <w:proofErr w:type="gramStart"/>
-                  <w:r>
-                    <w:rPr>
-                      <w:sz w:val="20"/>
-                      <w:szCs w:val="20"/>
-                      <w:lang w:val="en-GB"/>
-                    </w:rPr>
-                    <w:t>1]=</w:t>
-                  </w:r>
-                  <w:proofErr w:type="gramEnd"/>
-                  <w:r>
-                    <w:rPr>
-                      <w:sz w:val="20"/>
-                      <w:szCs w:val="20"/>
-                      <w:lang w:val="en-GB"/>
-                    </w:rPr>
-                    <w:t xml:space="preserve"> Negative</w:t>
+                    <w:t>[1]= Negative</w:t>
                   </w:r>
                 </w:p>
               </w:tc>
@@ -8687,43 +8078,7 @@
                       <w:szCs w:val="20"/>
                       <w:lang w:val="en-GB"/>
                     </w:rPr>
-                    <w:t xml:space="preserve">Set to ‘Zero’ or ‘One’ </w:t>
-                  </w:r>
-                  <w:proofErr w:type="gramStart"/>
-                  <w:r>
-                    <w:rPr>
-                      <w:sz w:val="20"/>
-                      <w:szCs w:val="20"/>
-                      <w:lang w:val="en-GB"/>
-                    </w:rPr>
-                    <w:t>in order to</w:t>
-                  </w:r>
-                  <w:proofErr w:type="gramEnd"/>
-                  <w:r>
-                    <w:rPr>
-                      <w:sz w:val="20"/>
-                      <w:szCs w:val="20"/>
-                      <w:lang w:val="en-GB"/>
-                    </w:rPr>
-                    <w:t xml:space="preserve"> make the total number of Ones in the message an </w:t>
-                  </w:r>
-                  <w:proofErr w:type="gramStart"/>
-                  <w:r>
-                    <w:rPr>
-                      <w:sz w:val="20"/>
-                      <w:szCs w:val="20"/>
-                      <w:lang w:val="en-GB"/>
-                    </w:rPr>
-                    <w:t>Odd</w:t>
-                  </w:r>
-                  <w:proofErr w:type="gramEnd"/>
-                  <w:r>
-                    <w:rPr>
-                      <w:sz w:val="20"/>
-                      <w:szCs w:val="20"/>
-                      <w:lang w:val="en-GB"/>
-                    </w:rPr>
-                    <w:t xml:space="preserve"> value.</w:t>
+                    <w:t>Set to ‘Zero’ or ‘One’ in order to make the total number of Ones in the message an Odd value.</w:t>
                   </w:r>
                 </w:p>
               </w:tc>
@@ -10416,27 +9771,7 @@
                 <w:i/>
                 <w:iCs/>
               </w:rPr>
-              <w:t xml:space="preserve">A Touchdown Protection function will be implemented </w:t>
-            </w:r>
-            <w:proofErr w:type="gramStart"/>
-            <w:r>
-              <w:rPr>
-                <w:b/>
-                <w:bCs/>
-                <w:i/>
-                <w:iCs/>
-              </w:rPr>
-              <w:t>in order to</w:t>
-            </w:r>
-            <w:proofErr w:type="gramEnd"/>
-            <w:r>
-              <w:rPr>
-                <w:b/>
-                <w:bCs/>
-                <w:i/>
-                <w:iCs/>
-              </w:rPr>
-              <w:t xml:space="preserve"> prevent steering at high speed</w:t>
+              <w:t>A Touchdown Protection function will be implemented in order to prevent steering at high speed</w:t>
             </w:r>
           </w:p>
         </w:tc>
@@ -10608,27 +9943,7 @@
                 <w:i/>
                 <w:iCs/>
               </w:rPr>
-              <w:t xml:space="preserve">A Touchdown Protection function is implemented </w:t>
-            </w:r>
-            <w:proofErr w:type="gramStart"/>
-            <w:r>
-              <w:rPr>
-                <w:b/>
-                <w:bCs/>
-                <w:i/>
-                <w:iCs/>
-              </w:rPr>
-              <w:t>in order to</w:t>
-            </w:r>
-            <w:proofErr w:type="gramEnd"/>
-            <w:r>
-              <w:rPr>
-                <w:b/>
-                <w:bCs/>
-                <w:i/>
-                <w:iCs/>
-              </w:rPr>
-              <w:t xml:space="preserve"> prevent steering at high speed.</w:t>
+              <w:t>A Touchdown Protection function is implemented in order to prevent steering at high speed.</w:t>
             </w:r>
           </w:p>
         </w:tc>
@@ -11598,21 +10913,7 @@
                 <w:lang w:val="en-GB"/>
               </w:rPr>
               <w:tab/>
-              <w:t xml:space="preserve">    do nothing (monitor status remains TRUE, making it </w:t>
-            </w:r>
-            <w:proofErr w:type="gramStart"/>
-            <w:r>
-              <w:rPr>
-                <w:lang w:val="en-GB"/>
-              </w:rPr>
-              <w:t>Non-recoverable</w:t>
-            </w:r>
-            <w:proofErr w:type="gramEnd"/>
-            <w:r>
-              <w:rPr>
-                <w:lang w:val="en-GB"/>
-              </w:rPr>
-              <w:t>)</w:t>
+              <w:t xml:space="preserve">    do nothing (monitor status remains TRUE, making it Non-recoverable)</w:t>
             </w:r>
           </w:p>
           <w:p>
@@ -11646,21 +10947,7 @@
               <w:rPr>
                 <w:lang w:val="en-GB"/>
               </w:rPr>
-              <w:t xml:space="preserve">Where </w:t>
-            </w:r>
-            <w:proofErr w:type="gramStart"/>
-            <w:r>
-              <w:rPr>
-                <w:lang w:val="en-GB"/>
-              </w:rPr>
-              <w:t>Debounced</w:t>
-            </w:r>
-            <w:proofErr w:type="gramEnd"/>
-            <w:r>
-              <w:rPr>
-                <w:lang w:val="en-GB"/>
-              </w:rPr>
-              <w:t>_EHSV2_Fail is defined in SCU_STC_SRS_164 from Raw_EHSV2_Fail defined in SCU_STC_SRS_124</w:t>
+              <w:t>Where Debounced_EHSV2_Fail is defined in SCU_STC_SRS_164 from Raw_EHSV2_Fail defined in SCU_STC_SRS_124</w:t>
             </w:r>
           </w:p>
           <w:p>
@@ -11753,15 +11040,7 @@
           <w:p>
             <w:r>
               <w:tab/>
-              <w:t xml:space="preserve">    do nothing (monitor status remains TRUE, making it </w:t>
-            </w:r>
-            <w:proofErr w:type="gramStart"/>
-            <w:r>
-              <w:t>Non-recoverable</w:t>
-            </w:r>
-            <w:proofErr w:type="gramEnd"/>
-            <w:r>
-              <w:t>)</w:t>
+              <w:t xml:space="preserve">    do nothing (monitor status remains TRUE, making it Non-recoverable)</w:t>
             </w:r>
           </w:p>
           <w:p>
@@ -11919,21 +11198,7 @@
                 <w:lang w:val="en-GB"/>
               </w:rPr>
               <w:tab/>
-              <w:t xml:space="preserve">    do nothing (monitor status remains TRUE, making it </w:t>
-            </w:r>
-            <w:proofErr w:type="gramStart"/>
-            <w:r>
-              <w:rPr>
-                <w:lang w:val="en-GB"/>
-              </w:rPr>
-              <w:t>Non-recoverable</w:t>
-            </w:r>
-            <w:proofErr w:type="gramEnd"/>
-            <w:r>
-              <w:rPr>
-                <w:lang w:val="en-GB"/>
-              </w:rPr>
-              <w:t>)</w:t>
+              <w:t xml:space="preserve">    do nothing (monitor status remains TRUE, making it Non-recoverable)</w:t>
             </w:r>
           </w:p>
           <w:p>
@@ -11967,21 +11232,7 @@
               <w:rPr>
                 <w:lang w:val="en-GB"/>
               </w:rPr>
-              <w:t xml:space="preserve">Where </w:t>
-            </w:r>
-            <w:proofErr w:type="gramStart"/>
-            <w:r>
-              <w:rPr>
-                <w:lang w:val="en-GB"/>
-              </w:rPr>
-              <w:t>Debounced</w:t>
-            </w:r>
-            <w:proofErr w:type="gramEnd"/>
-            <w:r>
-              <w:rPr>
-                <w:lang w:val="en-GB"/>
-              </w:rPr>
-              <w:t>_EHSV1_Fail is defined in SCU_STC_SRS_164 from Raw_EHSV2_Fail defined in MRJ_SCU_STC_SRS_124</w:t>
+              <w:t>Where Debounced_EHSV1_Fail is defined in SCU_STC_SRS_164 from Raw_EHSV2_Fail defined in MRJ_SCU_STC_SRS_124</w:t>
             </w:r>
           </w:p>
           <w:p/>
@@ -12074,15 +11325,7 @@
           <w:p>
             <w:r>
               <w:tab/>
-              <w:t xml:space="preserve">    do nothing (monitor status remains TRUE, making it </w:t>
-            </w:r>
-            <w:proofErr w:type="gramStart"/>
-            <w:r>
-              <w:t>Non-recoverable</w:t>
-            </w:r>
-            <w:proofErr w:type="gramEnd"/>
-            <w:r>
-              <w:t>)</w:t>
+              <w:t xml:space="preserve">    do nothing (monitor status remains TRUE, making it Non-recoverable)</w:t>
             </w:r>
           </w:p>
           <w:p>
@@ -12094,15 +11337,7 @@
           <w:p/>
           <w:p>
             <w:r>
-              <w:t xml:space="preserve">Where </w:t>
-            </w:r>
-            <w:proofErr w:type="gramStart"/>
-            <w:r>
-              <w:t>Debounced</w:t>
-            </w:r>
-            <w:proofErr w:type="gramEnd"/>
-            <w:r>
-              <w:t>_EHSV1_Fail is defined in SCU_STC_SRS_164 from Raw_EHSV1_Fail defined in SCU_STC_SRS_124</w:t>
+              <w:t>Where Debounced_EHSV1_Fail is defined in SCU_STC_SRS_164 from Raw_EHSV1_Fail defined in SCU_STC_SRS_124</w:t>
             </w:r>
           </w:p>
           <w:p>
@@ -12248,21 +11483,7 @@
                 <w:lang w:val="en-GB"/>
               </w:rPr>
               <w:tab/>
-              <w:t xml:space="preserve">    do nothing (monitor status remains TRUE, making it </w:t>
-            </w:r>
-            <w:proofErr w:type="gramStart"/>
-            <w:r>
-              <w:rPr>
-                <w:lang w:val="en-GB"/>
-              </w:rPr>
-              <w:t>Non-recoverable</w:t>
-            </w:r>
-            <w:proofErr w:type="gramEnd"/>
-            <w:r>
-              <w:rPr>
-                <w:lang w:val="en-GB"/>
-              </w:rPr>
-              <w:t>)</w:t>
+              <w:t xml:space="preserve">    do nothing (monitor status remains TRUE, making it Non-recoverable)</w:t>
             </w:r>
           </w:p>
           <w:p>
@@ -12296,21 +11517,7 @@
               <w:rPr>
                 <w:lang w:val="en-GB"/>
               </w:rPr>
-              <w:t xml:space="preserve">Where </w:t>
-            </w:r>
-            <w:proofErr w:type="gramStart"/>
-            <w:r>
-              <w:rPr>
-                <w:lang w:val="en-GB"/>
-              </w:rPr>
-              <w:t>Debounced</w:t>
-            </w:r>
-            <w:proofErr w:type="gramEnd"/>
-            <w:r>
-              <w:rPr>
-                <w:lang w:val="en-GB"/>
-              </w:rPr>
-              <w:t>_EHSV1_Fail is defined in SCU_STC_SRS_164 from Raw_EHSV1_Fail defined in SCU_STC_SRS_124</w:t>
+              <w:t>Where Debounced_EHSV1_Fail is defined in SCU_STC_SRS_164 from Raw_EHSV1_Fail defined in SCU_STC_SRS_124</w:t>
             </w:r>
           </w:p>
         </w:tc>
@@ -12356,13 +11563,8 @@
             </w:r>
           </w:p>
           <w:p>
-            <w:proofErr w:type="gramStart"/>
-            <w:r>
-              <w:t>STATE :</w:t>
-            </w:r>
-            <w:proofErr w:type="gramEnd"/>
-            <w:r>
-              <w:t>= FAILSAFE_LEVEL_1</w:t>
+            <w:r>
+              <w:t>STATE := FAILSAFE_LEVEL_1</w:t>
             </w:r>
           </w:p>
           <w:p>
@@ -12384,13 +11586,8 @@
             </w:r>
           </w:p>
           <w:p>
-            <w:proofErr w:type="gramStart"/>
-            <w:r>
-              <w:t>STATE :</w:t>
-            </w:r>
-            <w:proofErr w:type="gramEnd"/>
-            <w:r>
-              <w:t>= FAILSAFE_LEVEL_2</w:t>
+            <w:r>
+              <w:t>STATE := FAILSAFE_LEVEL_2</w:t>
             </w:r>
           </w:p>
           <w:p>
@@ -12440,13 +11637,8 @@
             </w:r>
           </w:p>
           <w:p>
-            <w:proofErr w:type="gramStart"/>
-            <w:r>
-              <w:t>STATE :</w:t>
-            </w:r>
-            <w:proofErr w:type="gramEnd"/>
-            <w:r>
-              <w:t>= FAILSAFE_LEVEL_1</w:t>
+            <w:r>
+              <w:t>STATE := FAILSAFE_LEVEL_1</w:t>
             </w:r>
           </w:p>
           <w:p>
@@ -12496,13 +11688,8 @@
             </w:r>
           </w:p>
           <w:p>
-            <w:proofErr w:type="gramStart"/>
-            <w:r>
-              <w:t>STATE :</w:t>
-            </w:r>
-            <w:proofErr w:type="gramEnd"/>
-            <w:r>
-              <w:t>= FAILSAFE</w:t>
+            <w:r>
+              <w:t>STATE := FAILSAFE</w:t>
             </w:r>
           </w:p>
           <w:p>
@@ -12524,13 +11711,8 @@
             </w:r>
           </w:p>
           <w:p>
-            <w:proofErr w:type="gramStart"/>
-            <w:r>
-              <w:t>STATE :</w:t>
-            </w:r>
-            <w:proofErr w:type="gramEnd"/>
-            <w:r>
-              <w:t>= MAINTENANCE</w:t>
+            <w:r>
+              <w:t>STATE := MAINTENANCE</w:t>
             </w:r>
           </w:p>
           <w:p>
@@ -12561,10 +11743,7 @@
           </w:tcPr>
           <w:p>
             <w:r>
-              <w:t>SCU_STC_SRS_</w:t>
-            </w:r>
-            <w:r>
-              <w:t>999</w:t>
+              <w:t>SCU_STC_SRS_999</w:t>
             </w:r>
           </w:p>
         </w:tc>
@@ -12574,7 +11753,13 @@
           </w:tcPr>
           <w:p>
             <w:r>
-              <w:t>SCU_STC_SRS_999 shall compute output as follows:</w:t>
+              <w:t>SCU</w:t>
+            </w:r>
+            <w:r>
+              <w:t xml:space="preserve"> </w:t>
+            </w:r>
+            <w:r>
+              <w:t>shall compute output as follows:</w:t>
             </w:r>
           </w:p>
           <w:p>
@@ -14494,6 +13679,12 @@
 </file>
 
 <file path=customXml/item1.xml><?xml version="1.0" encoding="utf-8"?>
+<p:properties xmlns:p="http://schemas.microsoft.com/office/2006/metadata/properties" xmlns:xsi="http://www.w3.org/2001/XMLSchema-instance" xmlns:pc="http://schemas.microsoft.com/office/infopath/2007/PartnerControls">
+  <documentManagement/>
+</p:properties>
+</file>
+
+<file path=customXml/item2.xml><?xml version="1.0" encoding="utf-8"?>
 <ct:contentTypeSchema xmlns:ct="http://schemas.microsoft.com/office/2006/metadata/contentType" xmlns:ma="http://schemas.microsoft.com/office/2006/metadata/properties/metaAttributes" ct:_="" ma:_="" ma:contentTypeName="Document" ma:contentTypeID="0x01010062C5A5CFEAAD334FB7A0B4B210716BB8" ma:contentTypeVersion="6" ma:contentTypeDescription="Create a new document." ma:contentTypeScope="" ma:versionID="53e18d1caa49d3b5bdefe51c2f72867a">
   <xsd:schema xmlns:xsd="http://www.w3.org/2001/XMLSchema" xmlns:xs="http://www.w3.org/2001/XMLSchema" xmlns:p="http://schemas.microsoft.com/office/2006/metadata/properties" xmlns:ns2="2f07968d-2e89-4e41-926b-0c556722c79f" targetNamespace="http://schemas.microsoft.com/office/2006/metadata/properties" ma:root="true" ma:fieldsID="c2753aa155d703c357212efe32e5a491" ns2:_="">
     <xsd:import namespace="2f07968d-2e89-4e41-926b-0c556722c79f"/>
@@ -14631,12 +13822,6 @@
 </ct:contentTypeSchema>
 </file>
 
-<file path=customXml/item2.xml><?xml version="1.0" encoding="utf-8"?>
-<p:properties xmlns:p="http://schemas.microsoft.com/office/2006/metadata/properties" xmlns:xsi="http://www.w3.org/2001/XMLSchema-instance" xmlns:pc="http://schemas.microsoft.com/office/infopath/2007/PartnerControls">
-  <documentManagement/>
-</p:properties>
-</file>
-
 <file path=customXml/item3.xml><?xml version="1.0" encoding="utf-8"?>
 <?mso-contentType ?>
 <FormTemplates xmlns="http://schemas.microsoft.com/sharepoint/v3/contenttype/forms">
@@ -14647,6 +13832,15 @@
 </file>
 
 <file path=customXml/itemProps1.xml><?xml version="1.0" encoding="utf-8"?>
+<ds:datastoreItem xmlns:ds="http://schemas.openxmlformats.org/officeDocument/2006/customXml" ds:itemID="{8400EEC2-A2DD-42CF-88F5-8D7870224CBF}">
+  <ds:schemaRefs>
+    <ds:schemaRef ds:uri="http://schemas.microsoft.com/office/2006/metadata/properties"/>
+    <ds:schemaRef ds:uri="http://schemas.microsoft.com/office/infopath/2007/PartnerControls"/>
+  </ds:schemaRefs>
+</ds:datastoreItem>
+</file>
+
+<file path=customXml/itemProps2.xml><?xml version="1.0" encoding="utf-8"?>
 <ds:datastoreItem xmlns:ds="http://schemas.openxmlformats.org/officeDocument/2006/customXml" ds:itemID="{B20C4C5E-31A7-46E5-BCBB-6F6F03496083}">
   <ds:schemaRefs>
     <ds:schemaRef ds:uri="http://schemas.microsoft.com/office/2006/metadata/contentType"/>
@@ -14664,15 +13858,6 @@
 </ds:datastoreItem>
 </file>
 
-<file path=customXml/itemProps2.xml><?xml version="1.0" encoding="utf-8"?>
-<ds:datastoreItem xmlns:ds="http://schemas.openxmlformats.org/officeDocument/2006/customXml" ds:itemID="{8400EEC2-A2DD-42CF-88F5-8D7870224CBF}">
-  <ds:schemaRefs>
-    <ds:schemaRef ds:uri="http://schemas.microsoft.com/office/2006/metadata/properties"/>
-    <ds:schemaRef ds:uri="http://schemas.microsoft.com/office/infopath/2007/PartnerControls"/>
-  </ds:schemaRefs>
-</ds:datastoreItem>
-</file>
-
 <file path=customXml/itemProps3.xml><?xml version="1.0" encoding="utf-8"?>
 <ds:datastoreItem xmlns:ds="http://schemas.openxmlformats.org/officeDocument/2006/customXml" ds:itemID="{1F3A456F-E6B5-4456-90E5-4D74EC6265BB}">
   <ds:schemaRefs>
